--- a/larvae.docx
+++ b/larvae.docx
@@ -6,37 +6,17 @@
       <w:pPr>
         <w:pStyle w:val="Rubrik"/>
       </w:pPr>
-      <w:commentRangeStart w:id="0"/>
       <w:r>
         <w:t>Adult weight of b</w:t>
       </w:r>
       <w:r>
         <w:t xml:space="preserve">utterfly larvae </w:t>
       </w:r>
-      <w:commentRangeEnd w:id="0"/>
-      <w:r>
-        <w:rPr>
-          <w:rStyle w:val="Kommentarsreferens"/>
-          <w:rFonts w:asciiTheme="minorHAnsi" w:eastAsiaTheme="minorEastAsia" w:hAnsiTheme="minorHAnsi" w:cstheme="minorBidi"/>
-          <w:b w:val="0"/>
-          <w:bCs w:val="0"/>
-          <w:spacing w:val="0"/>
-        </w:rPr>
-        <w:commentReference w:id="0"/>
-      </w:r>
       <w:r>
         <w:t xml:space="preserve">reared </w:t>
       </w:r>
       <w:r>
-        <w:t xml:space="preserve">on two different host </w:t>
-      </w:r>
-      <w:proofErr w:type="gramStart"/>
-      <w:r>
-        <w:t>plants</w:t>
-      </w:r>
-      <w:proofErr w:type="gramEnd"/>
-      <w:r>
-        <w:t xml:space="preserve"> </w:t>
+        <w:t xml:space="preserve">on two different host plants </w:t>
       </w:r>
     </w:p>
     <w:p>
@@ -52,7 +32,10 @@
         <w:pStyle w:val="Underrubrik"/>
       </w:pPr>
       <w:r>
-        <w:t>2025-11-13</w:t>
+        <w:t>2025-11-1</w:t>
+      </w:r>
+      <w:r>
+        <w:t>4</w:t>
       </w:r>
     </w:p>
     <w:p>
@@ -60,24 +43,19 @@
         <w:pStyle w:val="Rubrik1"/>
       </w:pPr>
       <w:r>
-        <w:t>I</w:t>
-      </w:r>
-      <w:r>
-        <w:t>ntro</w:t>
-      </w:r>
-    </w:p>
-    <w:p>
-      <w:r>
-        <w:t xml:space="preserve">Female butterflies </w:t>
-      </w:r>
-      <w:proofErr w:type="gramStart"/>
-      <w:r>
-        <w:t xml:space="preserve">were </w:t>
-      </w:r>
-      <w:r>
-        <w:t>raised</w:t>
-      </w:r>
-      <w:proofErr w:type="gramEnd"/>
+        <w:t>Intro</w:t>
+      </w:r>
+    </w:p>
+    <w:p>
+      <w:r>
+        <w:t xml:space="preserve">Female butterflies were </w:t>
+      </w:r>
+      <w:r>
+        <w:t>r</w:t>
+      </w:r>
+      <w:r>
+        <w:t>eared</w:t>
+      </w:r>
       <w:r>
         <w:t xml:space="preserve"> on two different host plants: </w:t>
       </w:r>
@@ -127,55 +105,61 @@
         <w:t>a</w:t>
       </w:r>
       <w:r>
-        <w:t xml:space="preserve">. The grown butterflies laid eggs on </w:t>
-      </w:r>
-      <w:r>
-        <w:t xml:space="preserve">the same two plant species. Data on the development of the larvae </w:t>
-      </w:r>
-      <w:proofErr w:type="gramStart"/>
-      <w:r>
-        <w:t>was collected</w:t>
-      </w:r>
-      <w:proofErr w:type="gramEnd"/>
-      <w:r>
-        <w:t>. The larva</w:t>
+        <w:t xml:space="preserve">. The grown </w:t>
+      </w:r>
+      <w:r>
+        <w:t xml:space="preserve">female </w:t>
+      </w:r>
+      <w:r>
+        <w:t xml:space="preserve">butterflies laid eggs on </w:t>
+      </w:r>
+      <w:r>
+        <w:t>the same two plant species. Data on the development of the</w:t>
+      </w:r>
+      <w:r>
+        <w:t>ir</w:t>
+      </w:r>
+      <w:r>
+        <w:t xml:space="preserve"> larvae was collected. The larva</w:t>
       </w:r>
       <w:r>
         <w:t>l</w:t>
       </w:r>
       <w:r>
-        <w:t xml:space="preserve"> host plant and maternal host plant as well as the sex, development time, growth rate, and adult weight of the larvae. T</w:t>
-      </w:r>
-      <w:r>
-        <w:t>he focus of this analysis</w:t>
-      </w:r>
-      <w:r>
-        <w:t xml:space="preserve"> is if adult larvae weight </w:t>
-      </w:r>
-      <w:proofErr w:type="gramStart"/>
-      <w:r>
-        <w:t>is affected</w:t>
-      </w:r>
-      <w:proofErr w:type="gramEnd"/>
-      <w:r>
-        <w:t xml:space="preserve"> by</w:t>
+        <w:t xml:space="preserve"> host plant and maternal host plant as well as the sex, development time, growth rate, and adult weight of the larvae</w:t>
+      </w:r>
+      <w:r>
+        <w:t xml:space="preserve"> was recorded</w:t>
+      </w:r>
+      <w:r>
+        <w:t>. The focus of this analysis is</w:t>
+      </w:r>
+      <w:r>
+        <w:t xml:space="preserve"> to test</w:t>
+      </w:r>
+      <w:r>
+        <w:t xml:space="preserve"> if adult weight is affected by</w:t>
       </w:r>
       <w:r>
         <w:t xml:space="preserve"> the</w:t>
       </w:r>
       <w:r>
-        <w:t xml:space="preserve"> plant species i</w:t>
-      </w:r>
-      <w:r>
-        <w:t xml:space="preserve">t </w:t>
-      </w:r>
-      <w:proofErr w:type="gramStart"/>
-      <w:r>
-        <w:t>was reared</w:t>
-      </w:r>
-      <w:proofErr w:type="gramEnd"/>
-      <w:r>
-        <w:t xml:space="preserve"> on as well as its maternal host plant species</w:t>
+        <w:t xml:space="preserve"> plant species </w:t>
+      </w:r>
+      <w:r>
+        <w:t>larva</w:t>
+      </w:r>
+      <w:r>
+        <w:t>e</w:t>
+      </w:r>
+      <w:r>
+        <w:t xml:space="preserve"> was reared on as well as its maternal host plant species</w:t>
+      </w:r>
+      <w:r>
+        <w:t xml:space="preserve"> in a </w:t>
+      </w:r>
+      <w:r>
+        <w:t>two by two factorial design</w:t>
       </w:r>
       <w:r>
         <w:t xml:space="preserve">. </w:t>
@@ -185,129 +169,72 @@
       <w:pPr>
         <w:pStyle w:val="Rubrik1"/>
       </w:pPr>
-      <w:commentRangeStart w:id="1"/>
       <w:r>
         <w:t xml:space="preserve">Analysis methods </w:t>
       </w:r>
-      <w:commentRangeEnd w:id="1"/>
-      <w:r>
-        <w:rPr>
-          <w:rStyle w:val="Kommentarsreferens"/>
-          <w:rFonts w:asciiTheme="minorHAnsi" w:eastAsiaTheme="minorEastAsia" w:hAnsiTheme="minorHAnsi" w:cstheme="minorBidi"/>
-          <w:b w:val="0"/>
-          <w:bCs w:val="0"/>
-          <w:caps w:val="0"/>
-          <w:spacing w:val="0"/>
-        </w:rPr>
-        <w:commentReference w:id="1"/>
-      </w:r>
     </w:p>
     <w:p>
       <w:r>
         <w:t>A</w:t>
       </w:r>
       <w:r>
-        <w:t>dult larva</w:t>
+        <w:t xml:space="preserve">dult weight </w:t>
+      </w:r>
+      <w:r>
+        <w:t>was expected to</w:t>
+      </w:r>
+      <w:r>
+        <w:t xml:space="preserve"> depend on the host plant species it fed on, the host plant of its mother and a potential interaction so that larval host plant effect</w:t>
+      </w:r>
+      <w:r>
+        <w:t>s</w:t>
+      </w:r>
+      <w:r>
+        <w:t xml:space="preserve"> would depend on the maternal host plant.</w:t>
+      </w:r>
+      <w:r>
+        <w:t xml:space="preserve"> The e</w:t>
+      </w:r>
+      <w:r>
+        <w:t>xpected r</w:t>
+      </w:r>
+      <w:r>
+        <w:t>elationship of response variable and predictor variabl</w:t>
       </w:r>
       <w:r>
         <w:t>e</w:t>
       </w:r>
       <w:r>
-        <w:t xml:space="preserve"> weight </w:t>
-      </w:r>
-      <w:proofErr w:type="gramStart"/>
-      <w:r>
-        <w:t>was expected</w:t>
-      </w:r>
-      <w:proofErr w:type="gramEnd"/>
-      <w:r>
-        <w:t xml:space="preserve"> to</w:t>
-      </w:r>
-      <w:r>
-        <w:t xml:space="preserve"> depend on the host plant species it fed on, the host plant of its mother and a potential interaction so that larval host plant effect</w:t>
-      </w:r>
-      <w:r>
-        <w:t>s</w:t>
-      </w:r>
-      <w:r>
-        <w:t xml:space="preserve"> would depend on the maternal host plant.</w:t>
-      </w:r>
-      <w:r>
-        <w:t xml:space="preserve"> The e</w:t>
-      </w:r>
-      <w:r>
-        <w:t>xpected r</w:t>
-      </w:r>
-      <w:r>
-        <w:t>elationship of response variable and predictor variable</w:t>
-      </w:r>
-      <w:r>
         <w:t xml:space="preserve">: </w:t>
       </w:r>
     </w:p>
     <w:p>
-      <w:commentRangeStart w:id="2"/>
-      <w:proofErr w:type="spellStart"/>
       <w:r>
         <w:t>Adult</w:t>
       </w:r>
       <w:r>
-        <w:t>L</w:t>
-      </w:r>
-      <w:r>
-        <w:t>arval</w:t>
-      </w:r>
-      <w:r>
-        <w:t>W</w:t>
-      </w:r>
-      <w:r>
-        <w:t>eight</w:t>
-      </w:r>
-      <w:proofErr w:type="spellEnd"/>
-      <w:r>
-        <w:t xml:space="preserve"> = </w:t>
-      </w:r>
-      <w:proofErr w:type="spellStart"/>
-      <w:r>
-        <w:t>LarvalHost</w:t>
-      </w:r>
-      <w:proofErr w:type="spellEnd"/>
-      <w:r>
-        <w:t xml:space="preserve"> + </w:t>
-      </w:r>
-      <w:proofErr w:type="spellStart"/>
-      <w:r>
-        <w:t>MaternalHost</w:t>
-      </w:r>
-      <w:proofErr w:type="spellEnd"/>
-      <w:r>
-        <w:t xml:space="preserve"> + </w:t>
-      </w:r>
-      <w:proofErr w:type="spellStart"/>
-      <w:r>
-        <w:t>LarvalHost</w:t>
-      </w:r>
-      <w:proofErr w:type="spellEnd"/>
-      <w:r>
         <w:t xml:space="preserve"> </w:t>
       </w:r>
       <w:r>
-        <w:t>*</w:t>
+        <w:t xml:space="preserve">Weight </w:t>
+      </w:r>
+      <w:r>
+        <w:t xml:space="preserve">~ </w:t>
+      </w:r>
+      <w:r>
+        <w:t>Larval</w:t>
       </w:r>
       <w:r>
         <w:t xml:space="preserve"> </w:t>
       </w:r>
-      <w:proofErr w:type="spellStart"/>
-      <w:r>
-        <w:t>MaternalHost</w:t>
-      </w:r>
-      <w:commentRangeEnd w:id="2"/>
-      <w:proofErr w:type="spellEnd"/>
-      <w:r>
-        <w:rPr>
-          <w:rStyle w:val="Kommentarsreferens"/>
-        </w:rPr>
-        <w:commentReference w:id="2"/>
+      <w:r>
+        <w:t>Host * Maternal</w:t>
+      </w:r>
+      <w:r>
+        <w:t xml:space="preserve"> </w:t>
+      </w:r>
+      <w:r>
+        <w:t>Host</w:t>
       </w:r>
     </w:p>
     <w:p>
@@ -318,42 +245,43 @@
         <w:t xml:space="preserve"> a</w:t>
       </w:r>
       <w:r>
-        <w:t xml:space="preserve"> two-way ANOVA</w:t>
-      </w:r>
-      <w:r>
         <w:t xml:space="preserve"> </w:t>
       </w:r>
       <w:r>
+        <w:t>linear</w:t>
+      </w:r>
+      <w:r>
+        <w:t xml:space="preserve"> </w:t>
+      </w:r>
+      <w:r>
         <w:t>model</w:t>
       </w:r>
       <w:r>
-        <w:t xml:space="preserve"> to the data</w:t>
-      </w:r>
-      <w:r>
-        <w:t>. I then performed an ANOVA on the model</w:t>
-      </w:r>
-      <w:r>
-        <w:t xml:space="preserve"> to see if the larval host plant and/or the maternal host plant </w:t>
-      </w:r>
-      <w:proofErr w:type="gramStart"/>
-      <w:r>
-        <w:t xml:space="preserve">had an </w:t>
+        <w:t xml:space="preserve"> </w:t>
+      </w:r>
+      <w:r>
+        <w:t xml:space="preserve">with two categorical predictors </w:t>
+      </w:r>
+      <w:r>
+        <w:t>to the data</w:t>
+      </w:r>
+      <w:r>
+        <w:t>. I then performed a</w:t>
+      </w:r>
+      <w:r>
+        <w:t xml:space="preserve"> two-way</w:t>
+      </w:r>
+      <w:r>
+        <w:t xml:space="preserve"> ANOVA on the model</w:t>
+      </w:r>
+      <w:r>
+        <w:t xml:space="preserve"> to see if the larval host plant and/or the maternal host plant had an </w:t>
       </w:r>
       <w:r>
         <w:t>effect</w:t>
       </w:r>
       <w:r>
-        <w:t xml:space="preserve"> on</w:t>
-      </w:r>
-      <w:proofErr w:type="gramEnd"/>
-      <w:r>
-        <w:t xml:space="preserve"> the adult larva</w:t>
-      </w:r>
-      <w:r>
-        <w:t>e</w:t>
-      </w:r>
-      <w:r>
-        <w:t xml:space="preserve"> weight. </w:t>
+        <w:t xml:space="preserve"> on the adult weight. </w:t>
       </w:r>
     </w:p>
     <w:p>
@@ -369,10 +297,10 @@
         <w:t xml:space="preserve">The mean </w:t>
       </w:r>
       <w:r>
-        <w:t>adult larva</w:t>
-      </w:r>
-      <w:r>
-        <w:t xml:space="preserve">e </w:t>
+        <w:t>adult</w:t>
+      </w:r>
+      <w:r>
+        <w:t xml:space="preserve"> </w:t>
       </w:r>
       <w:r>
         <w:t xml:space="preserve">weight </w:t>
@@ -399,35 +327,19 @@
       <w:r>
         <w:t xml:space="preserve">Table </w:t>
       </w:r>
-      <w:r>
-        <w:fldChar w:fldCharType="begin"/>
-      </w:r>
-      <w:r>
-        <w:instrText xml:space="preserve"> SEQ Table \* ARABIC </w:instrText>
-      </w:r>
-      <w:r>
-        <w:fldChar w:fldCharType="separate"/>
-      </w:r>
-      <w:r>
-        <w:rPr>
-          <w:noProof/>
-        </w:rPr>
-        <w:t>1</w:t>
-      </w:r>
-      <w:r>
-        <w:fldChar w:fldCharType="end"/>
-      </w:r>
+      <w:fldSimple w:instr=" SEQ Table \* ARABIC ">
+        <w:r>
+          <w:rPr>
+            <w:noProof/>
+          </w:rPr>
+          <w:t>1</w:t>
+        </w:r>
+      </w:fldSimple>
       <w:r>
         <w:t xml:space="preserve">: </w:t>
       </w:r>
       <w:r>
-        <w:t>The mean adult larva</w:t>
-      </w:r>
-      <w:r>
-        <w:t>e</w:t>
-      </w:r>
-      <w:r>
-        <w:t xml:space="preserve"> weight </w:t>
+        <w:t xml:space="preserve">The mean adult weight </w:t>
       </w:r>
       <w:r>
         <w:t xml:space="preserve">in mg </w:t>
@@ -508,6 +420,10 @@
           <w:p>
             <w:pPr>
               <w:jc w:val="center"/>
+              <w:rPr>
+                <w:i/>
+                <w:iCs/>
+              </w:rPr>
             </w:pPr>
           </w:p>
         </w:tc>
@@ -521,8 +437,16 @@
           <w:p>
             <w:pPr>
               <w:jc w:val="center"/>
+              <w:rPr>
+                <w:i/>
+                <w:iCs/>
+              </w:rPr>
             </w:pPr>
             <w:r>
+              <w:rPr>
+                <w:i/>
+                <w:iCs/>
+              </w:rPr>
               <w:t>Barbarea</w:t>
             </w:r>
           </w:p>
@@ -537,8 +461,16 @@
           <w:p>
             <w:pPr>
               <w:jc w:val="center"/>
+              <w:rPr>
+                <w:i/>
+                <w:iCs/>
+              </w:rPr>
             </w:pPr>
             <w:r>
+              <w:rPr>
+                <w:i/>
+                <w:iCs/>
+              </w:rPr>
               <w:t>Berteroa</w:t>
             </w:r>
           </w:p>
@@ -555,8 +487,16 @@
           <w:p>
             <w:pPr>
               <w:jc w:val="center"/>
+              <w:rPr>
+                <w:i/>
+                <w:iCs/>
+              </w:rPr>
             </w:pPr>
             <w:r>
+              <w:rPr>
+                <w:i/>
+                <w:iCs/>
+              </w:rPr>
               <w:t>Barbarea</w:t>
             </w:r>
           </w:p>
@@ -599,8 +539,16 @@
           <w:p>
             <w:pPr>
               <w:jc w:val="center"/>
+              <w:rPr>
+                <w:i/>
+                <w:iCs/>
+              </w:rPr>
             </w:pPr>
             <w:r>
+              <w:rPr>
+                <w:i/>
+                <w:iCs/>
+              </w:rPr>
               <w:t>Berteroa</w:t>
             </w:r>
           </w:p>
@@ -666,13 +614,7 @@
         <w:t xml:space="preserve"> </w:t>
       </w:r>
       <w:r>
-        <w:t>Adult larva</w:t>
-      </w:r>
-      <w:r>
-        <w:t>e</w:t>
-      </w:r>
-      <w:r>
-        <w:t xml:space="preserve"> weight </w:t>
+        <w:t xml:space="preserve">Adult weight </w:t>
       </w:r>
       <w:r>
         <w:t>does depend on</w:t>
@@ -684,13 +626,7 @@
         <w:t xml:space="preserve"> to a large degree. </w:t>
       </w:r>
       <w:r>
-        <w:t>Main e</w:t>
-      </w:r>
-      <w:r>
-        <w:t>ffects from maternal host plant</w:t>
-      </w:r>
-      <w:r>
-        <w:t xml:space="preserve"> were negligible</w:t>
+        <w:t>Main effects from maternal host plant were negligible</w:t>
       </w:r>
       <w:r>
         <w:t xml:space="preserve">. An interaction </w:t>
@@ -702,10 +638,7 @@
         <w:t>is not clear</w:t>
       </w:r>
       <w:r>
-        <w:t xml:space="preserve"> </w:t>
-      </w:r>
-      <w:r>
-        <w:t>(F</w:t>
+        <w:t xml:space="preserve"> (F</w:t>
       </w:r>
       <w:r>
         <w:t>ig</w:t>
@@ -753,7 +686,7 @@
                     <pic:cNvPicPr/>
                   </pic:nvPicPr>
                   <pic:blipFill>
-                    <a:blip r:embed="rId8">
+                    <a:blip r:embed="rId6">
                       <a:extLst>
                         <a:ext uri="{28A0092B-C50C-407E-A947-70E740481C1C}">
                           <a14:useLocalDpi xmlns:a14="http://schemas.microsoft.com/office/drawing/2010/main" val="0"/>
@@ -787,46 +720,50 @@
       <w:r>
         <w:t xml:space="preserve">Figure </w:t>
       </w:r>
-      <w:r>
-        <w:fldChar w:fldCharType="begin"/>
-      </w:r>
-      <w:r>
-        <w:instrText xml:space="preserve"> SEQ Figure \* ARABIC </w:instrText>
-      </w:r>
-      <w:r>
-        <w:fldChar w:fldCharType="separate"/>
-      </w:r>
-      <w:r>
-        <w:rPr>
-          <w:noProof/>
-        </w:rPr>
-        <w:t>1</w:t>
-      </w:r>
-      <w:r>
-        <w:fldChar w:fldCharType="end"/>
-      </w:r>
+      <w:fldSimple w:instr=" SEQ Figure \* ARABIC ">
+        <w:r>
+          <w:rPr>
+            <w:noProof/>
+          </w:rPr>
+          <w:t>1</w:t>
+        </w:r>
+      </w:fldSimple>
       <w:r>
         <w:t xml:space="preserve">: </w:t>
       </w:r>
       <w:r>
+        <w:t>Adult weight depending on larval and maternal host plant. Error bars indicate standard errors.</w:t>
+      </w:r>
+    </w:p>
+    <w:p>
+      <w:r>
         <w:t>Adult larva</w:t>
       </w:r>
       <w:r>
-        <w:t>e</w:t>
-      </w:r>
-      <w:r>
-        <w:t xml:space="preserve"> weight depending on larval and maternal host plant. Error bars indicate standard errors.</w:t>
-      </w:r>
-    </w:p>
-    <w:p>
-      <w:r>
-        <w:t>Adult larva</w:t>
-      </w:r>
-      <w:r>
         <w:t xml:space="preserve"> that</w:t>
       </w:r>
       <w:r>
-        <w:t xml:space="preserve"> fed on Barbarea weighed more than those fed on Berteroa; </w:t>
+        <w:t xml:space="preserve"> fed on </w:t>
+      </w:r>
+      <w:r>
+        <w:rPr>
+          <w:i/>
+          <w:iCs/>
+        </w:rPr>
+        <w:t>Barbarea</w:t>
+      </w:r>
+      <w:r>
+        <w:t xml:space="preserve"> weighed more than those fed on </w:t>
+      </w:r>
+      <w:r>
+        <w:rPr>
+          <w:i/>
+          <w:iCs/>
+        </w:rPr>
+        <w:t>Berteroa</w:t>
+      </w:r>
+      <w:r>
+        <w:t xml:space="preserve">; </w:t>
       </w:r>
       <w:r>
         <w:t>22</w:t>
@@ -841,7 +778,17 @@
         <w:t xml:space="preserve">more </w:t>
       </w:r>
       <w:r>
-        <w:t xml:space="preserve">for those with a mother fed on Barbarea and </w:t>
+        <w:t xml:space="preserve">for those with a mother fed on </w:t>
+      </w:r>
+      <w:r>
+        <w:rPr>
+          <w:i/>
+          <w:iCs/>
+        </w:rPr>
+        <w:t>Barbarea</w:t>
+      </w:r>
+      <w:r>
+        <w:t xml:space="preserve"> and </w:t>
       </w:r>
       <w:r>
         <w:t>32</w:t>
@@ -856,7 +803,17 @@
         <w:t xml:space="preserve"> more</w:t>
       </w:r>
       <w:r>
-        <w:t xml:space="preserve"> for those with a mother fed on Berteroa.</w:t>
+        <w:t xml:space="preserve"> for those with a mother fed on </w:t>
+      </w:r>
+      <w:r>
+        <w:rPr>
+          <w:i/>
+          <w:iCs/>
+        </w:rPr>
+        <w:t>Berteroa</w:t>
+      </w:r>
+      <w:r>
+        <w:t>.</w:t>
       </w:r>
       <w:r>
         <w:t xml:space="preserve"> </w:t>
@@ -871,7 +828,7 @@
         <w:t xml:space="preserve">estimated mean </w:t>
       </w:r>
       <w:r>
-        <w:t xml:space="preserve">adult larvae weight </w:t>
+        <w:t xml:space="preserve">adult weight </w:t>
       </w:r>
       <w:r>
         <w:t xml:space="preserve">of </w:t>
@@ -903,29 +860,19 @@
       <w:r>
         <w:t xml:space="preserve">Table </w:t>
       </w:r>
-      <w:r>
-        <w:fldChar w:fldCharType="begin"/>
-      </w:r>
-      <w:r>
-        <w:instrText xml:space="preserve"> SEQ Table \* ARABIC </w:instrText>
-      </w:r>
-      <w:r>
-        <w:fldChar w:fldCharType="separate"/>
-      </w:r>
-      <w:r>
-        <w:rPr>
-          <w:noProof/>
-        </w:rPr>
-        <w:t>2</w:t>
-      </w:r>
-      <w:r>
-        <w:fldChar w:fldCharType="end"/>
-      </w:r>
+      <w:fldSimple w:instr=" SEQ Table \* ARABIC ">
+        <w:r>
+          <w:rPr>
+            <w:noProof/>
+          </w:rPr>
+          <w:t>2</w:t>
+        </w:r>
+      </w:fldSimple>
       <w:r>
         <w:t xml:space="preserve">: </w:t>
       </w:r>
       <w:r>
-        <w:t>95 % confidence interval of estimated mean adult larvae weight of each combination of larval and maternal host plant.</w:t>
+        <w:t>95 % confidence interval of estimated mean adult weight of each combination of larval and maternal host plant.</w:t>
       </w:r>
     </w:p>
     <w:tbl>
@@ -1083,8 +1030,16 @@
           <w:p>
             <w:pPr>
               <w:jc w:val="center"/>
+              <w:rPr>
+                <w:i/>
+                <w:iCs/>
+              </w:rPr>
             </w:pPr>
             <w:r>
+              <w:rPr>
+                <w:i/>
+                <w:iCs/>
+              </w:rPr>
               <w:t>Berteroa</w:t>
             </w:r>
           </w:p>
@@ -1096,8 +1051,16 @@
           <w:p>
             <w:pPr>
               <w:jc w:val="center"/>
+              <w:rPr>
+                <w:i/>
+                <w:iCs/>
+              </w:rPr>
             </w:pPr>
             <w:r>
+              <w:rPr>
+                <w:i/>
+                <w:iCs/>
+              </w:rPr>
               <w:t>Berteroa</w:t>
             </w:r>
           </w:p>
@@ -1140,8 +1103,16 @@
           <w:p>
             <w:pPr>
               <w:jc w:val="center"/>
+              <w:rPr>
+                <w:i/>
+                <w:iCs/>
+              </w:rPr>
             </w:pPr>
             <w:r>
+              <w:rPr>
+                <w:i/>
+                <w:iCs/>
+              </w:rPr>
               <w:t>Berteroa</w:t>
             </w:r>
           </w:p>
@@ -1153,8 +1124,16 @@
           <w:p>
             <w:pPr>
               <w:jc w:val="center"/>
+              <w:rPr>
+                <w:i/>
+                <w:iCs/>
+              </w:rPr>
             </w:pPr>
             <w:r>
+              <w:rPr>
+                <w:i/>
+                <w:iCs/>
+              </w:rPr>
               <w:t>Barbarea</w:t>
             </w:r>
           </w:p>
@@ -1197,8 +1176,16 @@
           <w:p>
             <w:pPr>
               <w:jc w:val="center"/>
+              <w:rPr>
+                <w:i/>
+                <w:iCs/>
+              </w:rPr>
             </w:pPr>
             <w:r>
+              <w:rPr>
+                <w:i/>
+                <w:iCs/>
+              </w:rPr>
               <w:t>Barbarea</w:t>
             </w:r>
           </w:p>
@@ -1210,8 +1197,16 @@
           <w:p>
             <w:pPr>
               <w:jc w:val="center"/>
+              <w:rPr>
+                <w:i/>
+                <w:iCs/>
+              </w:rPr>
             </w:pPr>
             <w:r>
+              <w:rPr>
+                <w:i/>
+                <w:iCs/>
+              </w:rPr>
               <w:t>Berteroa</w:t>
             </w:r>
           </w:p>
@@ -1254,8 +1249,16 @@
           <w:p>
             <w:pPr>
               <w:jc w:val="center"/>
+              <w:rPr>
+                <w:i/>
+                <w:iCs/>
+              </w:rPr>
             </w:pPr>
             <w:r>
+              <w:rPr>
+                <w:i/>
+                <w:iCs/>
+              </w:rPr>
               <w:t>Barbarea</w:t>
             </w:r>
           </w:p>
@@ -1267,8 +1270,16 @@
           <w:p>
             <w:pPr>
               <w:jc w:val="center"/>
+              <w:rPr>
+                <w:i/>
+                <w:iCs/>
+              </w:rPr>
             </w:pPr>
             <w:r>
+              <w:rPr>
+                <w:i/>
+                <w:iCs/>
+              </w:rPr>
               <w:t>Barbarea</w:t>
             </w:r>
           </w:p>
@@ -1306,32 +1317,15 @@
         <w:pStyle w:val="Rubrik1"/>
       </w:pPr>
       <w:r>
-        <w:t>C</w:t>
-      </w:r>
-      <w:r>
-        <w:t>onclusions</w:t>
-      </w:r>
-    </w:p>
-    <w:p>
-      <w:r>
-        <w:t>The variance in adult larva</w:t>
-      </w:r>
-      <w:r>
-        <w:t>e</w:t>
-      </w:r>
-      <w:r>
-        <w:t xml:space="preserve"> weight</w:t>
-      </w:r>
-      <w:r>
-        <w:t xml:space="preserve"> can </w:t>
-      </w:r>
-      <w:proofErr w:type="gramStart"/>
-      <w:r>
-        <w:t>be explained</w:t>
-      </w:r>
-      <w:proofErr w:type="gramEnd"/>
-      <w:r>
-        <w:t xml:space="preserve"> by a large degree (</w:t>
+        <w:t>Conclusions</w:t>
+      </w:r>
+    </w:p>
+    <w:p>
+      <w:r>
+        <w:t>The variance in adult weight</w:t>
+      </w:r>
+      <w:r>
+        <w:t xml:space="preserve"> can be explained by a large degree (</w:t>
       </w:r>
       <w:r>
         <w:t>33.7</w:t>
@@ -1394,51 +1388,40 @@
         <w:t>a</w:t>
       </w:r>
       <w:r>
+        <w:t xml:space="preserve">. </w:t>
+      </w:r>
+      <w:r>
+        <w:t>This is reas</w:t>
+      </w:r>
+      <w:r>
+        <w:t xml:space="preserve">onable </w:t>
+      </w:r>
+      <w:r>
+        <w:t xml:space="preserve">and </w:t>
+      </w:r>
+      <w:r>
+        <w:t xml:space="preserve">an </w:t>
+      </w:r>
+      <w:r>
+        <w:t xml:space="preserve">expected </w:t>
+      </w:r>
+      <w:r>
+        <w:t>direct effect</w:t>
+      </w:r>
+      <w:r>
+        <w:t xml:space="preserve"> of food quality affecting development</w:t>
+      </w:r>
+      <w:r>
         <w:t>.</w:t>
       </w:r>
       <w:r>
         <w:t xml:space="preserve"> </w:t>
       </w:r>
       <w:r>
-        <w:t>This is reas</w:t>
-      </w:r>
-      <w:r>
-        <w:t xml:space="preserve">onable </w:t>
-      </w:r>
-      <w:r>
-        <w:t xml:space="preserve">and </w:t>
-      </w:r>
-      <w:r>
-        <w:t xml:space="preserve">an </w:t>
-      </w:r>
-      <w:r>
-        <w:t xml:space="preserve">expected </w:t>
-      </w:r>
-      <w:r>
-        <w:t>direct effect</w:t>
-      </w:r>
-      <w:r>
-        <w:t xml:space="preserve"> of food quality affecting development</w:t>
-      </w:r>
-      <w:r>
-        <w:t>.</w:t>
-      </w:r>
-      <w:r>
-        <w:t xml:space="preserve"> </w:t>
-      </w:r>
-      <w:r>
-        <w:t xml:space="preserve">There is </w:t>
-      </w:r>
-      <w:proofErr w:type="gramStart"/>
-      <w:r>
-        <w:t>s</w:t>
-      </w:r>
-      <w:r>
-        <w:t>ome</w:t>
-      </w:r>
-      <w:proofErr w:type="gramEnd"/>
-      <w:r>
-        <w:t xml:space="preserve"> indication of </w:t>
+        <w:t>There is s</w:t>
+      </w:r>
+      <w:r>
+        <w:t xml:space="preserve">ome indication of </w:t>
       </w:r>
       <w:r>
         <w:t xml:space="preserve">an </w:t>
@@ -1478,15 +1461,7 @@
         <w:t xml:space="preserve">This </w:t>
       </w:r>
       <w:r>
-        <w:t xml:space="preserve">could </w:t>
-      </w:r>
-      <w:proofErr w:type="gramStart"/>
-      <w:r>
-        <w:t>be investigated</w:t>
-      </w:r>
-      <w:proofErr w:type="gramEnd"/>
-      <w:r>
-        <w:t xml:space="preserve"> further. </w:t>
+        <w:t xml:space="preserve">could be investigated further. </w:t>
       </w:r>
     </w:p>
     <w:p>
@@ -1526,16 +1501,8 @@
         <w:rPr>
           <w:rFonts w:ascii="Consolas" w:hAnsi="Consolas"/>
         </w:rPr>
-        <w:t xml:space="preserve"># Exercise </w:t>
-      </w:r>
-      <w:proofErr w:type="gramStart"/>
-      <w:r>
-        <w:rPr>
-          <w:rFonts w:ascii="Consolas" w:hAnsi="Consolas"/>
-        </w:rPr>
-        <w:t>3</w:t>
-      </w:r>
-      <w:proofErr w:type="gramEnd"/>
+        <w:t># Exercise 3</w:t>
+      </w:r>
     </w:p>
     <w:p>
       <w:pPr>
@@ -1570,101 +1537,79 @@
         <w:rPr>
           <w:rFonts w:ascii="Consolas" w:hAnsi="Consolas"/>
         </w:rPr>
-        <w:t xml:space="preserve"># </w:t>
-      </w:r>
-      <w:proofErr w:type="spellStart"/>
-      <w:r>
-        <w:rPr>
-          <w:rFonts w:ascii="Consolas" w:hAnsi="Consolas"/>
-        </w:rPr>
-        <w:t>AdultWeight</w:t>
-      </w:r>
-      <w:proofErr w:type="spellEnd"/>
-      <w:r>
-        <w:rPr>
-          <w:rFonts w:ascii="Consolas" w:hAnsi="Consolas"/>
-        </w:rPr>
-        <w:t xml:space="preserve"> ~ </w:t>
-      </w:r>
-      <w:proofErr w:type="spellStart"/>
-      <w:r>
-        <w:rPr>
-          <w:rFonts w:ascii="Consolas" w:hAnsi="Consolas"/>
-        </w:rPr>
-        <w:t>LarvalHost</w:t>
-      </w:r>
-      <w:proofErr w:type="spellEnd"/>
-      <w:r>
-        <w:rPr>
-          <w:rFonts w:ascii="Consolas" w:hAnsi="Consolas"/>
-        </w:rPr>
-        <w:t xml:space="preserve"> * </w:t>
-      </w:r>
-      <w:proofErr w:type="spellStart"/>
-      <w:r>
-        <w:rPr>
-          <w:rFonts w:ascii="Consolas" w:hAnsi="Consolas"/>
-        </w:rPr>
-        <w:t>MaternalHost</w:t>
-      </w:r>
-      <w:proofErr w:type="spellEnd"/>
-    </w:p>
-    <w:p>
-      <w:pPr>
-        <w:spacing w:after="0" w:line="240" w:lineRule="auto"/>
-        <w:rPr>
-          <w:rFonts w:ascii="Consolas" w:hAnsi="Consolas"/>
-        </w:rPr>
-      </w:pPr>
-    </w:p>
-    <w:p>
-      <w:pPr>
-        <w:spacing w:after="0" w:line="240" w:lineRule="auto"/>
-        <w:rPr>
-          <w:rFonts w:ascii="Consolas" w:hAnsi="Consolas"/>
-        </w:rPr>
-      </w:pPr>
-      <w:proofErr w:type="spellStart"/>
-      <w:r>
-        <w:rPr>
-          <w:rFonts w:ascii="Consolas" w:hAnsi="Consolas"/>
-        </w:rPr>
-        <w:t>dat</w:t>
-      </w:r>
-      <w:proofErr w:type="spellEnd"/>
-      <w:r>
-        <w:rPr>
-          <w:rFonts w:ascii="Consolas" w:hAnsi="Consolas"/>
-        </w:rPr>
-        <w:t xml:space="preserve"> = read.csv("butterflies.csv")</w:t>
-      </w:r>
-    </w:p>
-    <w:p>
-      <w:pPr>
-        <w:spacing w:after="0" w:line="240" w:lineRule="auto"/>
-        <w:rPr>
-          <w:rFonts w:ascii="Consolas" w:hAnsi="Consolas"/>
-        </w:rPr>
-      </w:pPr>
-      <w:r>
-        <w:rPr>
-          <w:rFonts w:ascii="Consolas" w:hAnsi="Consolas"/>
-        </w:rPr>
-        <w:t>names(</w:t>
-      </w:r>
-      <w:proofErr w:type="spellStart"/>
-      <w:r>
-        <w:rPr>
-          <w:rFonts w:ascii="Consolas" w:hAnsi="Consolas"/>
-        </w:rPr>
-        <w:t>dat</w:t>
-      </w:r>
-      <w:proofErr w:type="spellEnd"/>
-      <w:r>
-        <w:rPr>
-          <w:rFonts w:ascii="Consolas" w:hAnsi="Consolas"/>
-        </w:rPr>
-        <w:t>)</w:t>
+        <w:t># AdultWeight ~ LarvalHost * MaternalHost</w:t>
+      </w:r>
+    </w:p>
+    <w:p>
+      <w:pPr>
+        <w:spacing w:after="0" w:line="240" w:lineRule="auto"/>
+        <w:rPr>
+          <w:rFonts w:ascii="Consolas" w:hAnsi="Consolas"/>
+        </w:rPr>
+      </w:pPr>
+    </w:p>
+    <w:p>
+      <w:pPr>
+        <w:spacing w:after="0" w:line="240" w:lineRule="auto"/>
+        <w:rPr>
+          <w:rFonts w:ascii="Consolas" w:hAnsi="Consolas"/>
+        </w:rPr>
+      </w:pPr>
+      <w:r>
+        <w:rPr>
+          <w:rFonts w:ascii="Consolas" w:hAnsi="Consolas"/>
+        </w:rPr>
+        <w:t>dat = read.csv("butterflies.csv")</w:t>
+      </w:r>
+    </w:p>
+    <w:p>
+      <w:pPr>
+        <w:spacing w:after="0" w:line="240" w:lineRule="auto"/>
+        <w:rPr>
+          <w:rFonts w:ascii="Consolas" w:hAnsi="Consolas"/>
+        </w:rPr>
+      </w:pPr>
+      <w:r>
+        <w:rPr>
+          <w:rFonts w:ascii="Consolas" w:hAnsi="Consolas"/>
+        </w:rPr>
+        <w:t>names(dat)</w:t>
+      </w:r>
+    </w:p>
+    <w:p>
+      <w:pPr>
+        <w:spacing w:after="0" w:line="240" w:lineRule="auto"/>
+        <w:rPr>
+          <w:rFonts w:ascii="Consolas" w:hAnsi="Consolas"/>
+        </w:rPr>
+      </w:pPr>
+    </w:p>
+    <w:p>
+      <w:pPr>
+        <w:spacing w:after="0" w:line="240" w:lineRule="auto"/>
+        <w:rPr>
+          <w:rFonts w:ascii="Consolas" w:hAnsi="Consolas"/>
+        </w:rPr>
+      </w:pPr>
+      <w:r>
+        <w:rPr>
+          <w:rFonts w:ascii="Consolas" w:hAnsi="Consolas"/>
+        </w:rPr>
+        <w:t xml:space="preserve"># Check normality </w:t>
+      </w:r>
+    </w:p>
+    <w:p>
+      <w:pPr>
+        <w:spacing w:after="0" w:line="240" w:lineRule="auto"/>
+        <w:rPr>
+          <w:rFonts w:ascii="Consolas" w:hAnsi="Consolas"/>
+        </w:rPr>
+      </w:pPr>
+      <w:r>
+        <w:rPr>
+          <w:rFonts w:ascii="Consolas" w:hAnsi="Consolas"/>
+        </w:rPr>
+        <w:t>boxplot(AdultWeight ~ LarvalHost * MaternalHost, data = dat)</w:t>
       </w:r>
     </w:p>
     <w:p>
@@ -1700,73 +1645,7 @@
         <w:rPr>
           <w:rFonts w:ascii="Consolas" w:hAnsi="Consolas"/>
         </w:rPr>
-        <w:t xml:space="preserve">means = </w:t>
-      </w:r>
-      <w:proofErr w:type="spellStart"/>
-      <w:proofErr w:type="gramStart"/>
-      <w:r>
-        <w:rPr>
-          <w:rFonts w:ascii="Consolas" w:hAnsi="Consolas"/>
-        </w:rPr>
-        <w:t>tapply</w:t>
-      </w:r>
-      <w:proofErr w:type="spellEnd"/>
-      <w:r>
-        <w:rPr>
-          <w:rFonts w:ascii="Consolas" w:hAnsi="Consolas"/>
-        </w:rPr>
-        <w:t>(</w:t>
-      </w:r>
-      <w:proofErr w:type="spellStart"/>
-      <w:proofErr w:type="gramEnd"/>
-      <w:r>
-        <w:rPr>
-          <w:rFonts w:ascii="Consolas" w:hAnsi="Consolas"/>
-        </w:rPr>
-        <w:t>dat$AdultWeight</w:t>
-      </w:r>
-      <w:proofErr w:type="spellEnd"/>
-      <w:r>
-        <w:rPr>
-          <w:rFonts w:ascii="Consolas" w:hAnsi="Consolas"/>
-        </w:rPr>
-        <w:t xml:space="preserve">, </w:t>
-      </w:r>
-      <w:proofErr w:type="gramStart"/>
-      <w:r>
-        <w:rPr>
-          <w:rFonts w:ascii="Consolas" w:hAnsi="Consolas"/>
-        </w:rPr>
-        <w:t>list(</w:t>
-      </w:r>
-      <w:proofErr w:type="spellStart"/>
-      <w:proofErr w:type="gramEnd"/>
-      <w:r>
-        <w:rPr>
-          <w:rFonts w:ascii="Consolas" w:hAnsi="Consolas"/>
-        </w:rPr>
-        <w:t>dat$MaternalHost</w:t>
-      </w:r>
-      <w:proofErr w:type="spellEnd"/>
-      <w:r>
-        <w:rPr>
-          <w:rFonts w:ascii="Consolas" w:hAnsi="Consolas"/>
-        </w:rPr>
-        <w:t xml:space="preserve">, </w:t>
-      </w:r>
-      <w:proofErr w:type="spellStart"/>
-      <w:r>
-        <w:rPr>
-          <w:rFonts w:ascii="Consolas" w:hAnsi="Consolas"/>
-        </w:rPr>
-        <w:t>dat$LarvalHost</w:t>
-      </w:r>
-      <w:proofErr w:type="spellEnd"/>
-      <w:r>
-        <w:rPr>
-          <w:rFonts w:ascii="Consolas" w:hAnsi="Consolas"/>
-        </w:rPr>
-        <w:t>), mean)</w:t>
+        <w:t>means = tapply(dat$AdultWeight, list(dat$MaternalHost, dat$LarvalHost), mean)</w:t>
       </w:r>
     </w:p>
     <w:p>
@@ -1802,139 +1681,35 @@
         <w:rPr>
           <w:rFonts w:ascii="Consolas" w:hAnsi="Consolas"/>
         </w:rPr>
-        <w:t xml:space="preserve">m &lt;- </w:t>
-      </w:r>
-      <w:proofErr w:type="spellStart"/>
-      <w:proofErr w:type="gramStart"/>
-      <w:r>
-        <w:rPr>
-          <w:rFonts w:ascii="Consolas" w:hAnsi="Consolas"/>
-        </w:rPr>
-        <w:t>lm</w:t>
-      </w:r>
-      <w:proofErr w:type="spellEnd"/>
-      <w:r>
-        <w:rPr>
-          <w:rFonts w:ascii="Consolas" w:hAnsi="Consolas"/>
-        </w:rPr>
-        <w:t>(</w:t>
-      </w:r>
-      <w:proofErr w:type="spellStart"/>
-      <w:proofErr w:type="gramEnd"/>
-      <w:r>
-        <w:rPr>
-          <w:rFonts w:ascii="Consolas" w:hAnsi="Consolas"/>
-        </w:rPr>
-        <w:t>AdultWeight</w:t>
-      </w:r>
-      <w:proofErr w:type="spellEnd"/>
-      <w:r>
-        <w:rPr>
-          <w:rFonts w:ascii="Consolas" w:hAnsi="Consolas"/>
-        </w:rPr>
-        <w:t xml:space="preserve"> ~ </w:t>
-      </w:r>
-      <w:proofErr w:type="spellStart"/>
-      <w:r>
-        <w:rPr>
-          <w:rFonts w:ascii="Consolas" w:hAnsi="Consolas"/>
-        </w:rPr>
-        <w:t>LarvalHost</w:t>
-      </w:r>
-      <w:proofErr w:type="spellEnd"/>
-      <w:r>
-        <w:rPr>
-          <w:rFonts w:ascii="Consolas" w:hAnsi="Consolas"/>
-        </w:rPr>
-        <w:t xml:space="preserve"> * </w:t>
-      </w:r>
-      <w:proofErr w:type="spellStart"/>
-      <w:r>
-        <w:rPr>
-          <w:rFonts w:ascii="Consolas" w:hAnsi="Consolas"/>
-        </w:rPr>
-        <w:t>MaternalHost</w:t>
-      </w:r>
-      <w:proofErr w:type="spellEnd"/>
-      <w:r>
-        <w:rPr>
-          <w:rFonts w:ascii="Consolas" w:hAnsi="Consolas"/>
-        </w:rPr>
-        <w:t xml:space="preserve">, data = </w:t>
-      </w:r>
-      <w:proofErr w:type="spellStart"/>
-      <w:r>
-        <w:rPr>
-          <w:rFonts w:ascii="Consolas" w:hAnsi="Consolas"/>
-        </w:rPr>
-        <w:t>dat</w:t>
-      </w:r>
-      <w:proofErr w:type="spellEnd"/>
-      <w:r>
-        <w:rPr>
-          <w:rFonts w:ascii="Consolas" w:hAnsi="Consolas"/>
-        </w:rPr>
-        <w:t xml:space="preserve">) # fit linear model </w:t>
-      </w:r>
-    </w:p>
-    <w:p>
-      <w:pPr>
-        <w:spacing w:after="0" w:line="240" w:lineRule="auto"/>
-        <w:rPr>
-          <w:rFonts w:ascii="Consolas" w:hAnsi="Consolas"/>
-        </w:rPr>
-      </w:pPr>
-      <w:proofErr w:type="spellStart"/>
-      <w:r>
-        <w:rPr>
-          <w:rFonts w:ascii="Consolas" w:hAnsi="Consolas"/>
-        </w:rPr>
-        <w:t>anova</w:t>
-      </w:r>
-      <w:proofErr w:type="spellEnd"/>
-      <w:r>
-        <w:rPr>
-          <w:rFonts w:ascii="Consolas" w:hAnsi="Consolas"/>
-        </w:rPr>
-        <w:t xml:space="preserve">(m) # perform </w:t>
-      </w:r>
-      <w:proofErr w:type="spellStart"/>
-      <w:proofErr w:type="gramStart"/>
-      <w:r>
-        <w:rPr>
-          <w:rFonts w:ascii="Consolas" w:hAnsi="Consolas"/>
-        </w:rPr>
-        <w:t>anova</w:t>
-      </w:r>
-      <w:proofErr w:type="spellEnd"/>
-      <w:proofErr w:type="gramEnd"/>
-    </w:p>
-    <w:p>
-      <w:pPr>
-        <w:spacing w:after="0" w:line="240" w:lineRule="auto"/>
-        <w:rPr>
-          <w:rFonts w:ascii="Consolas" w:hAnsi="Consolas"/>
-        </w:rPr>
-      </w:pPr>
-      <w:r>
-        <w:rPr>
-          <w:rFonts w:ascii="Consolas" w:hAnsi="Consolas"/>
-        </w:rPr>
-        <w:t xml:space="preserve">am &lt;- </w:t>
-      </w:r>
-      <w:proofErr w:type="spellStart"/>
-      <w:r>
-        <w:rPr>
-          <w:rFonts w:ascii="Consolas" w:hAnsi="Consolas"/>
-        </w:rPr>
-        <w:t>anova</w:t>
-      </w:r>
-      <w:proofErr w:type="spellEnd"/>
-      <w:r>
-        <w:rPr>
-          <w:rFonts w:ascii="Consolas" w:hAnsi="Consolas"/>
-        </w:rPr>
-        <w:t>(m)</w:t>
+        <w:t xml:space="preserve">m &lt;- lm(AdultWeight ~ LarvalHost * MaternalHost, data = dat) # fit linear model </w:t>
+      </w:r>
+    </w:p>
+    <w:p>
+      <w:pPr>
+        <w:spacing w:after="0" w:line="240" w:lineRule="auto"/>
+        <w:rPr>
+          <w:rFonts w:ascii="Consolas" w:hAnsi="Consolas"/>
+        </w:rPr>
+      </w:pPr>
+      <w:r>
+        <w:rPr>
+          <w:rFonts w:ascii="Consolas" w:hAnsi="Consolas"/>
+        </w:rPr>
+        <w:t>anova(m) # perform anova</w:t>
+      </w:r>
+    </w:p>
+    <w:p>
+      <w:pPr>
+        <w:spacing w:after="0" w:line="240" w:lineRule="auto"/>
+        <w:rPr>
+          <w:rFonts w:ascii="Consolas" w:hAnsi="Consolas"/>
+        </w:rPr>
+      </w:pPr>
+      <w:r>
+        <w:rPr>
+          <w:rFonts w:ascii="Consolas" w:hAnsi="Consolas"/>
+        </w:rPr>
+        <w:t>am &lt;- anova(m)</w:t>
       </w:r>
     </w:p>
     <w:p>
@@ -1966,303 +1741,61 @@
           <w:rFonts w:ascii="Consolas" w:hAnsi="Consolas"/>
         </w:rPr>
       </w:pPr>
-      <w:proofErr w:type="spellStart"/>
-      <w:r>
-        <w:rPr>
-          <w:rFonts w:ascii="Consolas" w:hAnsi="Consolas"/>
-        </w:rPr>
-        <w:t>am$`Sum</w:t>
-      </w:r>
-      <w:proofErr w:type="spellEnd"/>
-      <w:r>
-        <w:rPr>
-          <w:rFonts w:ascii="Consolas" w:hAnsi="Consolas"/>
-        </w:rPr>
-        <w:t xml:space="preserve"> </w:t>
-      </w:r>
-      <w:proofErr w:type="spellStart"/>
-      <w:r>
-        <w:rPr>
-          <w:rFonts w:ascii="Consolas" w:hAnsi="Consolas"/>
-        </w:rPr>
-        <w:t>Sq</w:t>
-      </w:r>
-      <w:proofErr w:type="spellEnd"/>
-      <w:proofErr w:type="gramStart"/>
-      <w:r>
-        <w:rPr>
-          <w:rFonts w:ascii="Consolas" w:hAnsi="Consolas"/>
-        </w:rPr>
-        <w:t>`[</w:t>
-      </w:r>
-      <w:proofErr w:type="gramEnd"/>
-      <w:r>
-        <w:rPr>
-          <w:rFonts w:ascii="Consolas" w:hAnsi="Consolas"/>
-        </w:rPr>
-        <w:t>1]/</w:t>
-      </w:r>
-      <w:proofErr w:type="gramStart"/>
-      <w:r>
-        <w:rPr>
-          <w:rFonts w:ascii="Consolas" w:hAnsi="Consolas"/>
-        </w:rPr>
-        <w:t>sum(</w:t>
-      </w:r>
-      <w:proofErr w:type="spellStart"/>
-      <w:proofErr w:type="gramEnd"/>
-      <w:r>
-        <w:rPr>
-          <w:rFonts w:ascii="Consolas" w:hAnsi="Consolas"/>
-        </w:rPr>
-        <w:t>am$`Sum</w:t>
-      </w:r>
-      <w:proofErr w:type="spellEnd"/>
-      <w:r>
-        <w:rPr>
-          <w:rFonts w:ascii="Consolas" w:hAnsi="Consolas"/>
-        </w:rPr>
-        <w:t xml:space="preserve"> </w:t>
-      </w:r>
-      <w:proofErr w:type="spellStart"/>
-      <w:r>
-        <w:rPr>
-          <w:rFonts w:ascii="Consolas" w:hAnsi="Consolas"/>
-        </w:rPr>
-        <w:t>Sq</w:t>
-      </w:r>
-      <w:proofErr w:type="spellEnd"/>
-      <w:r>
-        <w:rPr>
-          <w:rFonts w:ascii="Consolas" w:hAnsi="Consolas"/>
-        </w:rPr>
-        <w:t xml:space="preserve">`) # Larval </w:t>
-      </w:r>
-      <w:proofErr w:type="gramStart"/>
-      <w:r>
-        <w:rPr>
-          <w:rFonts w:ascii="Consolas" w:hAnsi="Consolas"/>
-        </w:rPr>
-        <w:t>host</w:t>
-      </w:r>
-      <w:proofErr w:type="gramEnd"/>
-    </w:p>
-    <w:p>
-      <w:pPr>
-        <w:spacing w:after="0" w:line="240" w:lineRule="auto"/>
-        <w:rPr>
-          <w:rFonts w:ascii="Consolas" w:hAnsi="Consolas"/>
-        </w:rPr>
-      </w:pPr>
-      <w:proofErr w:type="spellStart"/>
-      <w:r>
-        <w:rPr>
-          <w:rFonts w:ascii="Consolas" w:hAnsi="Consolas"/>
-        </w:rPr>
-        <w:t>am$`Sum</w:t>
-      </w:r>
-      <w:proofErr w:type="spellEnd"/>
-      <w:r>
-        <w:rPr>
-          <w:rFonts w:ascii="Consolas" w:hAnsi="Consolas"/>
-        </w:rPr>
-        <w:t xml:space="preserve"> </w:t>
-      </w:r>
-      <w:proofErr w:type="spellStart"/>
-      <w:r>
-        <w:rPr>
-          <w:rFonts w:ascii="Consolas" w:hAnsi="Consolas"/>
-        </w:rPr>
-        <w:t>Sq</w:t>
-      </w:r>
-      <w:proofErr w:type="spellEnd"/>
-      <w:proofErr w:type="gramStart"/>
-      <w:r>
-        <w:rPr>
-          <w:rFonts w:ascii="Consolas" w:hAnsi="Consolas"/>
-        </w:rPr>
-        <w:t>`[</w:t>
-      </w:r>
-      <w:proofErr w:type="gramEnd"/>
-      <w:r>
-        <w:rPr>
-          <w:rFonts w:ascii="Consolas" w:hAnsi="Consolas"/>
-        </w:rPr>
-        <w:t>2]/</w:t>
-      </w:r>
-      <w:proofErr w:type="gramStart"/>
-      <w:r>
-        <w:rPr>
-          <w:rFonts w:ascii="Consolas" w:hAnsi="Consolas"/>
-        </w:rPr>
-        <w:t>sum(</w:t>
-      </w:r>
-      <w:proofErr w:type="spellStart"/>
-      <w:proofErr w:type="gramEnd"/>
-      <w:r>
-        <w:rPr>
-          <w:rFonts w:ascii="Consolas" w:hAnsi="Consolas"/>
-        </w:rPr>
-        <w:t>am$`Sum</w:t>
-      </w:r>
-      <w:proofErr w:type="spellEnd"/>
-      <w:r>
-        <w:rPr>
-          <w:rFonts w:ascii="Consolas" w:hAnsi="Consolas"/>
-        </w:rPr>
-        <w:t xml:space="preserve"> </w:t>
-      </w:r>
-      <w:proofErr w:type="spellStart"/>
-      <w:r>
-        <w:rPr>
-          <w:rFonts w:ascii="Consolas" w:hAnsi="Consolas"/>
-        </w:rPr>
-        <w:t>Sq</w:t>
-      </w:r>
-      <w:proofErr w:type="spellEnd"/>
-      <w:r>
-        <w:rPr>
-          <w:rFonts w:ascii="Consolas" w:hAnsi="Consolas"/>
-        </w:rPr>
-        <w:t xml:space="preserve">`) # Maternal </w:t>
-      </w:r>
-      <w:proofErr w:type="gramStart"/>
-      <w:r>
-        <w:rPr>
-          <w:rFonts w:ascii="Consolas" w:hAnsi="Consolas"/>
-        </w:rPr>
-        <w:t>host</w:t>
-      </w:r>
-      <w:proofErr w:type="gramEnd"/>
-    </w:p>
-    <w:p>
-      <w:pPr>
-        <w:spacing w:after="0" w:line="240" w:lineRule="auto"/>
-        <w:rPr>
-          <w:rFonts w:ascii="Consolas" w:hAnsi="Consolas"/>
-        </w:rPr>
-      </w:pPr>
-      <w:proofErr w:type="spellStart"/>
-      <w:r>
-        <w:rPr>
-          <w:rFonts w:ascii="Consolas" w:hAnsi="Consolas"/>
-        </w:rPr>
-        <w:t>am$`Sum</w:t>
-      </w:r>
-      <w:proofErr w:type="spellEnd"/>
-      <w:r>
-        <w:rPr>
-          <w:rFonts w:ascii="Consolas" w:hAnsi="Consolas"/>
-        </w:rPr>
-        <w:t xml:space="preserve"> </w:t>
-      </w:r>
-      <w:proofErr w:type="spellStart"/>
-      <w:r>
-        <w:rPr>
-          <w:rFonts w:ascii="Consolas" w:hAnsi="Consolas"/>
-        </w:rPr>
-        <w:t>Sq</w:t>
-      </w:r>
-      <w:proofErr w:type="spellEnd"/>
-      <w:proofErr w:type="gramStart"/>
-      <w:r>
-        <w:rPr>
-          <w:rFonts w:ascii="Consolas" w:hAnsi="Consolas"/>
-        </w:rPr>
-        <w:t>`[</w:t>
-      </w:r>
-      <w:proofErr w:type="gramEnd"/>
-      <w:r>
-        <w:rPr>
-          <w:rFonts w:ascii="Consolas" w:hAnsi="Consolas"/>
-        </w:rPr>
-        <w:t>3]/</w:t>
-      </w:r>
-      <w:proofErr w:type="gramStart"/>
-      <w:r>
-        <w:rPr>
-          <w:rFonts w:ascii="Consolas" w:hAnsi="Consolas"/>
-        </w:rPr>
-        <w:t>sum(</w:t>
-      </w:r>
-      <w:proofErr w:type="spellStart"/>
-      <w:proofErr w:type="gramEnd"/>
-      <w:r>
-        <w:rPr>
-          <w:rFonts w:ascii="Consolas" w:hAnsi="Consolas"/>
-        </w:rPr>
-        <w:t>am$`Sum</w:t>
-      </w:r>
-      <w:proofErr w:type="spellEnd"/>
-      <w:r>
-        <w:rPr>
-          <w:rFonts w:ascii="Consolas" w:hAnsi="Consolas"/>
-        </w:rPr>
-        <w:t xml:space="preserve"> </w:t>
-      </w:r>
-      <w:proofErr w:type="spellStart"/>
-      <w:r>
-        <w:rPr>
-          <w:rFonts w:ascii="Consolas" w:hAnsi="Consolas"/>
-        </w:rPr>
-        <w:t>Sq</w:t>
-      </w:r>
-      <w:proofErr w:type="spellEnd"/>
-      <w:r>
-        <w:rPr>
-          <w:rFonts w:ascii="Consolas" w:hAnsi="Consolas"/>
-        </w:rPr>
-        <w:t xml:space="preserve">`) # </w:t>
-      </w:r>
-      <w:proofErr w:type="gramStart"/>
-      <w:r>
-        <w:rPr>
-          <w:rFonts w:ascii="Consolas" w:hAnsi="Consolas"/>
-        </w:rPr>
-        <w:t>Interaction</w:t>
-      </w:r>
-      <w:proofErr w:type="gramEnd"/>
-      <w:r>
-        <w:rPr>
-          <w:rFonts w:ascii="Consolas" w:hAnsi="Consolas"/>
-        </w:rPr>
-        <w:t xml:space="preserve"> </w:t>
-      </w:r>
-    </w:p>
-    <w:p>
-      <w:pPr>
-        <w:spacing w:after="0" w:line="240" w:lineRule="auto"/>
-        <w:rPr>
-          <w:rFonts w:ascii="Consolas" w:hAnsi="Consolas"/>
-        </w:rPr>
-      </w:pPr>
-    </w:p>
-    <w:p>
-      <w:pPr>
-        <w:spacing w:after="0" w:line="240" w:lineRule="auto"/>
-        <w:rPr>
-          <w:rFonts w:ascii="Consolas" w:hAnsi="Consolas"/>
-        </w:rPr>
-      </w:pPr>
-      <w:r>
-        <w:rPr>
-          <w:rFonts w:ascii="Consolas" w:hAnsi="Consolas"/>
-        </w:rPr>
-        <w:t xml:space="preserve"># </w:t>
-      </w:r>
-      <w:proofErr w:type="gramStart"/>
-      <w:r>
-        <w:rPr>
-          <w:rFonts w:ascii="Consolas" w:hAnsi="Consolas"/>
-        </w:rPr>
-        <w:t>get</w:t>
-      </w:r>
-      <w:proofErr w:type="gramEnd"/>
-      <w:r>
-        <w:rPr>
-          <w:rFonts w:ascii="Consolas" w:hAnsi="Consolas"/>
-        </w:rPr>
-        <w:t xml:space="preserve"> summary</w:t>
+      <w:r>
+        <w:rPr>
+          <w:rFonts w:ascii="Consolas" w:hAnsi="Consolas"/>
+        </w:rPr>
+        <w:t>am$`Sum Sq`[1]/sum(am$`Sum Sq`) # Larval host</w:t>
+      </w:r>
+    </w:p>
+    <w:p>
+      <w:pPr>
+        <w:spacing w:after="0" w:line="240" w:lineRule="auto"/>
+        <w:rPr>
+          <w:rFonts w:ascii="Consolas" w:hAnsi="Consolas"/>
+        </w:rPr>
+      </w:pPr>
+      <w:r>
+        <w:rPr>
+          <w:rFonts w:ascii="Consolas" w:hAnsi="Consolas"/>
+        </w:rPr>
+        <w:t>am$`Sum Sq`[2]/sum(am$`Sum Sq`) # Maternal host</w:t>
+      </w:r>
+    </w:p>
+    <w:p>
+      <w:pPr>
+        <w:spacing w:after="0" w:line="240" w:lineRule="auto"/>
+        <w:rPr>
+          <w:rFonts w:ascii="Consolas" w:hAnsi="Consolas"/>
+        </w:rPr>
+      </w:pPr>
+      <w:r>
+        <w:rPr>
+          <w:rFonts w:ascii="Consolas" w:hAnsi="Consolas"/>
+        </w:rPr>
+        <w:t xml:space="preserve">am$`Sum Sq`[3]/sum(am$`Sum Sq`) # Interaction </w:t>
+      </w:r>
+    </w:p>
+    <w:p>
+      <w:pPr>
+        <w:spacing w:after="0" w:line="240" w:lineRule="auto"/>
+        <w:rPr>
+          <w:rFonts w:ascii="Consolas" w:hAnsi="Consolas"/>
+        </w:rPr>
+      </w:pPr>
+    </w:p>
+    <w:p>
+      <w:pPr>
+        <w:spacing w:after="0" w:line="240" w:lineRule="auto"/>
+        <w:rPr>
+          <w:rFonts w:ascii="Consolas" w:hAnsi="Consolas"/>
+        </w:rPr>
+      </w:pPr>
+      <w:r>
+        <w:rPr>
+          <w:rFonts w:ascii="Consolas" w:hAnsi="Consolas"/>
+        </w:rPr>
+        <w:t># get summary</w:t>
       </w:r>
     </w:p>
     <w:p>
@@ -2320,203 +1853,57 @@
         <w:rPr>
           <w:rFonts w:ascii="Consolas" w:hAnsi="Consolas"/>
         </w:rPr>
-        <w:t xml:space="preserve"># This worked when </w:t>
-      </w:r>
-      <w:proofErr w:type="spellStart"/>
-      <w:r>
-        <w:rPr>
-          <w:rFonts w:ascii="Consolas" w:hAnsi="Consolas"/>
-        </w:rPr>
-        <w:t>i</w:t>
-      </w:r>
-      <w:proofErr w:type="spellEnd"/>
-      <w:r>
-        <w:rPr>
-          <w:rFonts w:ascii="Consolas" w:hAnsi="Consolas"/>
-        </w:rPr>
-        <w:t xml:space="preserve"> just included the interaction term </w:t>
-      </w:r>
-    </w:p>
-    <w:p>
-      <w:pPr>
-        <w:spacing w:after="0" w:line="240" w:lineRule="auto"/>
-        <w:rPr>
-          <w:rFonts w:ascii="Consolas" w:hAnsi="Consolas"/>
-        </w:rPr>
-      </w:pPr>
-      <w:proofErr w:type="spellStart"/>
-      <w:r>
-        <w:rPr>
-          <w:rFonts w:ascii="Consolas" w:hAnsi="Consolas"/>
-        </w:rPr>
-        <w:t>ms</w:t>
-      </w:r>
-      <w:proofErr w:type="spellEnd"/>
-      <w:r>
-        <w:rPr>
-          <w:rFonts w:ascii="Consolas" w:hAnsi="Consolas"/>
-        </w:rPr>
-        <w:t xml:space="preserve"> &lt;- </w:t>
-      </w:r>
-      <w:proofErr w:type="spellStart"/>
-      <w:proofErr w:type="gramStart"/>
-      <w:r>
-        <w:rPr>
-          <w:rFonts w:ascii="Consolas" w:hAnsi="Consolas"/>
-        </w:rPr>
-        <w:t>lm</w:t>
-      </w:r>
-      <w:proofErr w:type="spellEnd"/>
-      <w:r>
-        <w:rPr>
-          <w:rFonts w:ascii="Consolas" w:hAnsi="Consolas"/>
-        </w:rPr>
-        <w:t>(</w:t>
-      </w:r>
-      <w:proofErr w:type="spellStart"/>
-      <w:proofErr w:type="gramEnd"/>
-      <w:r>
-        <w:rPr>
-          <w:rFonts w:ascii="Consolas" w:hAnsi="Consolas"/>
-        </w:rPr>
-        <w:t>AdultWeight</w:t>
-      </w:r>
-      <w:proofErr w:type="spellEnd"/>
-      <w:r>
-        <w:rPr>
-          <w:rFonts w:ascii="Consolas" w:hAnsi="Consolas"/>
-        </w:rPr>
-        <w:t xml:space="preserve"> ~ </w:t>
-      </w:r>
-      <w:proofErr w:type="spellStart"/>
-      <w:proofErr w:type="gramStart"/>
-      <w:r>
-        <w:rPr>
-          <w:rFonts w:ascii="Consolas" w:hAnsi="Consolas"/>
-        </w:rPr>
-        <w:t>LarvalHost:MaternalHost</w:t>
-      </w:r>
-      <w:proofErr w:type="spellEnd"/>
-      <w:proofErr w:type="gramEnd"/>
-      <w:r>
-        <w:rPr>
-          <w:rFonts w:ascii="Consolas" w:hAnsi="Consolas"/>
-        </w:rPr>
-        <w:t xml:space="preserve"> -1, data = </w:t>
-      </w:r>
-      <w:proofErr w:type="spellStart"/>
-      <w:r>
-        <w:rPr>
-          <w:rFonts w:ascii="Consolas" w:hAnsi="Consolas"/>
-        </w:rPr>
-        <w:t>dat</w:t>
-      </w:r>
-      <w:proofErr w:type="spellEnd"/>
-      <w:r>
-        <w:rPr>
-          <w:rFonts w:ascii="Consolas" w:hAnsi="Consolas"/>
-        </w:rPr>
-        <w:t>)</w:t>
-      </w:r>
-    </w:p>
-    <w:p>
-      <w:pPr>
-        <w:spacing w:after="0" w:line="240" w:lineRule="auto"/>
-        <w:rPr>
-          <w:rFonts w:ascii="Consolas" w:hAnsi="Consolas"/>
-        </w:rPr>
-      </w:pPr>
-      <w:r>
-        <w:rPr>
-          <w:rFonts w:ascii="Consolas" w:hAnsi="Consolas"/>
-        </w:rPr>
-        <w:t>summary(</w:t>
-      </w:r>
-      <w:proofErr w:type="spellStart"/>
-      <w:r>
-        <w:rPr>
-          <w:rFonts w:ascii="Consolas" w:hAnsi="Consolas"/>
-        </w:rPr>
-        <w:t>ms</w:t>
-      </w:r>
-      <w:proofErr w:type="spellEnd"/>
-      <w:r>
-        <w:rPr>
-          <w:rFonts w:ascii="Consolas" w:hAnsi="Consolas"/>
-        </w:rPr>
-        <w:t>)$</w:t>
-      </w:r>
-      <w:proofErr w:type="spellStart"/>
-      <w:r>
-        <w:rPr>
-          <w:rFonts w:ascii="Consolas" w:hAnsi="Consolas"/>
-        </w:rPr>
-        <w:t>coef</w:t>
-      </w:r>
-      <w:proofErr w:type="spellEnd"/>
-      <w:r>
-        <w:rPr>
-          <w:rFonts w:ascii="Consolas" w:hAnsi="Consolas"/>
-        </w:rPr>
-        <w:t xml:space="preserve"> </w:t>
-      </w:r>
-    </w:p>
-    <w:p>
-      <w:pPr>
-        <w:spacing w:after="0" w:line="240" w:lineRule="auto"/>
-        <w:rPr>
-          <w:rFonts w:ascii="Consolas" w:hAnsi="Consolas"/>
-        </w:rPr>
-      </w:pPr>
-    </w:p>
-    <w:p>
-      <w:pPr>
-        <w:spacing w:after="0" w:line="240" w:lineRule="auto"/>
-        <w:rPr>
-          <w:rFonts w:ascii="Consolas" w:hAnsi="Consolas"/>
-        </w:rPr>
-      </w:pPr>
-      <w:proofErr w:type="spellStart"/>
-      <w:r>
-        <w:rPr>
-          <w:rFonts w:ascii="Consolas" w:hAnsi="Consolas"/>
-        </w:rPr>
-        <w:t>confint</w:t>
-      </w:r>
-      <w:proofErr w:type="spellEnd"/>
-      <w:r>
-        <w:rPr>
-          <w:rFonts w:ascii="Consolas" w:hAnsi="Consolas"/>
-        </w:rPr>
-        <w:t>(</w:t>
-      </w:r>
-      <w:proofErr w:type="spellStart"/>
-      <w:r>
-        <w:rPr>
-          <w:rFonts w:ascii="Consolas" w:hAnsi="Consolas"/>
-        </w:rPr>
-        <w:t>ms</w:t>
-      </w:r>
-      <w:proofErr w:type="spellEnd"/>
-      <w:r>
-        <w:rPr>
-          <w:rFonts w:ascii="Consolas" w:hAnsi="Consolas"/>
-        </w:rPr>
-        <w:t xml:space="preserve">) # gives the 95% CI of the estimated </w:t>
-      </w:r>
-      <w:proofErr w:type="gramStart"/>
-      <w:r>
-        <w:rPr>
-          <w:rFonts w:ascii="Consolas" w:hAnsi="Consolas"/>
-        </w:rPr>
-        <w:t>means</w:t>
-      </w:r>
-      <w:proofErr w:type="gramEnd"/>
-      <w:r>
-        <w:rPr>
-          <w:rFonts w:ascii="Consolas" w:hAnsi="Consolas"/>
-        </w:rPr>
-        <w:t xml:space="preserve"> </w:t>
+        <w:t xml:space="preserve"># This worked when i just included the interaction term </w:t>
+      </w:r>
+    </w:p>
+    <w:p>
+      <w:pPr>
+        <w:spacing w:after="0" w:line="240" w:lineRule="auto"/>
+        <w:rPr>
+          <w:rFonts w:ascii="Consolas" w:hAnsi="Consolas"/>
+        </w:rPr>
+      </w:pPr>
+      <w:r>
+        <w:rPr>
+          <w:rFonts w:ascii="Consolas" w:hAnsi="Consolas"/>
+        </w:rPr>
+        <w:t>ms &lt;- lm(AdultWeight ~ LarvalHost:MaternalHost -1, data = dat)</w:t>
+      </w:r>
+    </w:p>
+    <w:p>
+      <w:pPr>
+        <w:spacing w:after="0" w:line="240" w:lineRule="auto"/>
+        <w:rPr>
+          <w:rFonts w:ascii="Consolas" w:hAnsi="Consolas"/>
+        </w:rPr>
+      </w:pPr>
+      <w:r>
+        <w:rPr>
+          <w:rFonts w:ascii="Consolas" w:hAnsi="Consolas"/>
+        </w:rPr>
+        <w:t xml:space="preserve">summary(ms)$coef </w:t>
+      </w:r>
+    </w:p>
+    <w:p>
+      <w:pPr>
+        <w:spacing w:after="0" w:line="240" w:lineRule="auto"/>
+        <w:rPr>
+          <w:rFonts w:ascii="Consolas" w:hAnsi="Consolas"/>
+        </w:rPr>
+      </w:pPr>
+    </w:p>
+    <w:p>
+      <w:pPr>
+        <w:spacing w:after="0" w:line="240" w:lineRule="auto"/>
+        <w:rPr>
+          <w:rFonts w:ascii="Consolas" w:hAnsi="Consolas"/>
+        </w:rPr>
+      </w:pPr>
+      <w:r>
+        <w:rPr>
+          <w:rFonts w:ascii="Consolas" w:hAnsi="Consolas"/>
+        </w:rPr>
+        <w:t xml:space="preserve">confint(ms) # gives the 95% CI of the estimated means </w:t>
       </w:r>
     </w:p>
     <w:p>
@@ -2556,311 +1943,96 @@
           <w:rFonts w:ascii="Consolas" w:hAnsi="Consolas"/>
         </w:rPr>
       </w:pPr>
-      <w:proofErr w:type="spellStart"/>
-      <w:r>
-        <w:rPr>
-          <w:rFonts w:ascii="Consolas" w:hAnsi="Consolas"/>
-        </w:rPr>
-        <w:t>sumdat</w:t>
-      </w:r>
-      <w:proofErr w:type="spellEnd"/>
-      <w:r>
-        <w:rPr>
-          <w:rFonts w:ascii="Consolas" w:hAnsi="Consolas"/>
-        </w:rPr>
-        <w:t xml:space="preserve"> &lt;- </w:t>
-      </w:r>
-      <w:proofErr w:type="spellStart"/>
-      <w:r>
-        <w:rPr>
-          <w:rFonts w:ascii="Consolas" w:hAnsi="Consolas"/>
-        </w:rPr>
-        <w:t>as_tibble</w:t>
-      </w:r>
-      <w:proofErr w:type="spellEnd"/>
-      <w:r>
-        <w:rPr>
-          <w:rFonts w:ascii="Consolas" w:hAnsi="Consolas"/>
-        </w:rPr>
-        <w:t>(</w:t>
-      </w:r>
-      <w:proofErr w:type="spellStart"/>
-      <w:r>
-        <w:rPr>
-          <w:rFonts w:ascii="Consolas" w:hAnsi="Consolas"/>
-        </w:rPr>
-        <w:t>dat</w:t>
-      </w:r>
-      <w:proofErr w:type="spellEnd"/>
-      <w:r>
-        <w:rPr>
-          <w:rFonts w:ascii="Consolas" w:hAnsi="Consolas"/>
-        </w:rPr>
-        <w:t>) %&gt;%</w:t>
-      </w:r>
-    </w:p>
-    <w:p>
-      <w:pPr>
-        <w:spacing w:after="0" w:line="240" w:lineRule="auto"/>
-        <w:rPr>
-          <w:rFonts w:ascii="Consolas" w:hAnsi="Consolas"/>
-        </w:rPr>
-      </w:pPr>
-      <w:r>
-        <w:rPr>
-          <w:rFonts w:ascii="Consolas" w:hAnsi="Consolas"/>
-        </w:rPr>
-        <w:t xml:space="preserve">  </w:t>
-      </w:r>
-      <w:proofErr w:type="spellStart"/>
-      <w:r>
-        <w:rPr>
-          <w:rFonts w:ascii="Consolas" w:hAnsi="Consolas"/>
-        </w:rPr>
-        <w:t>group_</w:t>
-      </w:r>
-      <w:proofErr w:type="gramStart"/>
-      <w:r>
-        <w:rPr>
-          <w:rFonts w:ascii="Consolas" w:hAnsi="Consolas"/>
-        </w:rPr>
-        <w:t>by</w:t>
-      </w:r>
-      <w:proofErr w:type="spellEnd"/>
-      <w:r>
-        <w:rPr>
-          <w:rFonts w:ascii="Consolas" w:hAnsi="Consolas"/>
-        </w:rPr>
-        <w:t>(</w:t>
-      </w:r>
-      <w:proofErr w:type="spellStart"/>
-      <w:proofErr w:type="gramEnd"/>
-      <w:r>
-        <w:rPr>
-          <w:rFonts w:ascii="Consolas" w:hAnsi="Consolas"/>
-        </w:rPr>
-        <w:t>LarvalHost</w:t>
-      </w:r>
-      <w:proofErr w:type="spellEnd"/>
-      <w:r>
-        <w:rPr>
-          <w:rFonts w:ascii="Consolas" w:hAnsi="Consolas"/>
-        </w:rPr>
-        <w:t xml:space="preserve">, </w:t>
-      </w:r>
-      <w:proofErr w:type="spellStart"/>
-      <w:r>
-        <w:rPr>
-          <w:rFonts w:ascii="Consolas" w:hAnsi="Consolas"/>
-        </w:rPr>
-        <w:t>MaternalHost</w:t>
-      </w:r>
-      <w:proofErr w:type="spellEnd"/>
-      <w:r>
-        <w:rPr>
-          <w:rFonts w:ascii="Consolas" w:hAnsi="Consolas"/>
-        </w:rPr>
-        <w:t xml:space="preserve">) %&gt;% </w:t>
-      </w:r>
-    </w:p>
-    <w:p>
-      <w:pPr>
-        <w:spacing w:after="0" w:line="240" w:lineRule="auto"/>
-        <w:rPr>
-          <w:rFonts w:ascii="Consolas" w:hAnsi="Consolas"/>
-        </w:rPr>
-      </w:pPr>
-      <w:r>
-        <w:rPr>
-          <w:rFonts w:ascii="Consolas" w:hAnsi="Consolas"/>
-        </w:rPr>
-        <w:t xml:space="preserve">  </w:t>
-      </w:r>
-      <w:proofErr w:type="gramStart"/>
-      <w:r>
-        <w:rPr>
-          <w:rFonts w:ascii="Consolas" w:hAnsi="Consolas"/>
-        </w:rPr>
-        <w:t>summarise(</w:t>
-      </w:r>
-      <w:proofErr w:type="gramEnd"/>
-    </w:p>
-    <w:p>
-      <w:pPr>
-        <w:spacing w:after="0" w:line="240" w:lineRule="auto"/>
-        <w:rPr>
-          <w:rFonts w:ascii="Consolas" w:hAnsi="Consolas"/>
-        </w:rPr>
-      </w:pPr>
-      <w:r>
-        <w:rPr>
-          <w:rFonts w:ascii="Consolas" w:hAnsi="Consolas"/>
-        </w:rPr>
-        <w:t xml:space="preserve">    </w:t>
-      </w:r>
-      <w:proofErr w:type="spellStart"/>
-      <w:r>
-        <w:rPr>
-          <w:rFonts w:ascii="Consolas" w:hAnsi="Consolas"/>
-        </w:rPr>
-        <w:t>mean_AdultWeight</w:t>
-      </w:r>
-      <w:proofErr w:type="spellEnd"/>
-      <w:r>
-        <w:rPr>
-          <w:rFonts w:ascii="Consolas" w:hAnsi="Consolas"/>
-        </w:rPr>
-        <w:t xml:space="preserve"> = </w:t>
-      </w:r>
-      <w:proofErr w:type="gramStart"/>
-      <w:r>
-        <w:rPr>
-          <w:rFonts w:ascii="Consolas" w:hAnsi="Consolas"/>
-        </w:rPr>
-        <w:t>mean(</w:t>
-      </w:r>
-      <w:proofErr w:type="spellStart"/>
-      <w:proofErr w:type="gramEnd"/>
-      <w:r>
-        <w:rPr>
-          <w:rFonts w:ascii="Consolas" w:hAnsi="Consolas"/>
-        </w:rPr>
-        <w:t>AdultWeight</w:t>
-      </w:r>
-      <w:proofErr w:type="spellEnd"/>
-      <w:r>
-        <w:rPr>
-          <w:rFonts w:ascii="Consolas" w:hAnsi="Consolas"/>
-        </w:rPr>
-        <w:t>),</w:t>
-      </w:r>
-    </w:p>
-    <w:p>
-      <w:pPr>
-        <w:spacing w:after="0" w:line="240" w:lineRule="auto"/>
-        <w:rPr>
-          <w:rFonts w:ascii="Consolas" w:hAnsi="Consolas"/>
-        </w:rPr>
-      </w:pPr>
-      <w:r>
-        <w:rPr>
-          <w:rFonts w:ascii="Consolas" w:hAnsi="Consolas"/>
-        </w:rPr>
-        <w:t xml:space="preserve">    </w:t>
-      </w:r>
-      <w:proofErr w:type="spellStart"/>
-      <w:r>
-        <w:rPr>
-          <w:rFonts w:ascii="Consolas" w:hAnsi="Consolas"/>
-        </w:rPr>
-        <w:t>sd_AdultWeight</w:t>
-      </w:r>
-      <w:proofErr w:type="spellEnd"/>
-      <w:r>
-        <w:rPr>
-          <w:rFonts w:ascii="Consolas" w:hAnsi="Consolas"/>
-        </w:rPr>
-        <w:t xml:space="preserve"> = </w:t>
-      </w:r>
-      <w:proofErr w:type="spellStart"/>
-      <w:proofErr w:type="gramStart"/>
-      <w:r>
-        <w:rPr>
-          <w:rFonts w:ascii="Consolas" w:hAnsi="Consolas"/>
-        </w:rPr>
-        <w:t>sd</w:t>
-      </w:r>
-      <w:proofErr w:type="spellEnd"/>
-      <w:r>
-        <w:rPr>
-          <w:rFonts w:ascii="Consolas" w:hAnsi="Consolas"/>
-        </w:rPr>
-        <w:t>(</w:t>
-      </w:r>
-      <w:proofErr w:type="spellStart"/>
-      <w:proofErr w:type="gramEnd"/>
-      <w:r>
-        <w:rPr>
-          <w:rFonts w:ascii="Consolas" w:hAnsi="Consolas"/>
-        </w:rPr>
-        <w:t>AdultWeight</w:t>
-      </w:r>
-      <w:proofErr w:type="spellEnd"/>
-      <w:r>
-        <w:rPr>
-          <w:rFonts w:ascii="Consolas" w:hAnsi="Consolas"/>
-        </w:rPr>
-        <w:t>),</w:t>
-      </w:r>
-    </w:p>
-    <w:p>
-      <w:pPr>
-        <w:spacing w:after="0" w:line="240" w:lineRule="auto"/>
-        <w:rPr>
-          <w:rFonts w:ascii="Consolas" w:hAnsi="Consolas"/>
-        </w:rPr>
-      </w:pPr>
-      <w:r>
-        <w:rPr>
-          <w:rFonts w:ascii="Consolas" w:hAnsi="Consolas"/>
-        </w:rPr>
-        <w:t xml:space="preserve">    n = </w:t>
-      </w:r>
-      <w:proofErr w:type="gramStart"/>
-      <w:r>
-        <w:rPr>
-          <w:rFonts w:ascii="Consolas" w:hAnsi="Consolas"/>
-        </w:rPr>
-        <w:t>n(</w:t>
-      </w:r>
-      <w:proofErr w:type="gramEnd"/>
-      <w:r>
-        <w:rPr>
-          <w:rFonts w:ascii="Consolas" w:hAnsi="Consolas"/>
-        </w:rPr>
-        <w:t>),</w:t>
-      </w:r>
-    </w:p>
-    <w:p>
-      <w:pPr>
-        <w:spacing w:after="0" w:line="240" w:lineRule="auto"/>
-        <w:rPr>
-          <w:rFonts w:ascii="Consolas" w:hAnsi="Consolas"/>
-        </w:rPr>
-      </w:pPr>
-      <w:r>
-        <w:rPr>
-          <w:rFonts w:ascii="Consolas" w:hAnsi="Consolas"/>
-        </w:rPr>
-        <w:t xml:space="preserve">    </w:t>
-      </w:r>
-      <w:proofErr w:type="spellStart"/>
-      <w:r>
-        <w:rPr>
-          <w:rFonts w:ascii="Consolas" w:hAnsi="Consolas"/>
-        </w:rPr>
-        <w:t>se_AdultWeight</w:t>
-      </w:r>
-      <w:proofErr w:type="spellEnd"/>
-      <w:r>
-        <w:rPr>
-          <w:rFonts w:ascii="Consolas" w:hAnsi="Consolas"/>
-        </w:rPr>
-        <w:t xml:space="preserve"> = </w:t>
-      </w:r>
-      <w:proofErr w:type="spellStart"/>
-      <w:r>
-        <w:rPr>
-          <w:rFonts w:ascii="Consolas" w:hAnsi="Consolas"/>
-        </w:rPr>
-        <w:t>sd_AdultWeight</w:t>
-      </w:r>
-      <w:proofErr w:type="spellEnd"/>
-      <w:r>
-        <w:rPr>
-          <w:rFonts w:ascii="Consolas" w:hAnsi="Consolas"/>
-        </w:rPr>
-        <w:t>/sqrt(n)</w:t>
+      <w:r>
+        <w:rPr>
+          <w:rFonts w:ascii="Consolas" w:hAnsi="Consolas"/>
+        </w:rPr>
+        <w:t>sumdat &lt;- as_tibble(dat) %&gt;%</w:t>
+      </w:r>
+    </w:p>
+    <w:p>
+      <w:pPr>
+        <w:spacing w:after="0" w:line="240" w:lineRule="auto"/>
+        <w:rPr>
+          <w:rFonts w:ascii="Consolas" w:hAnsi="Consolas"/>
+        </w:rPr>
+      </w:pPr>
+      <w:r>
+        <w:rPr>
+          <w:rFonts w:ascii="Consolas" w:hAnsi="Consolas"/>
+        </w:rPr>
+        <w:t xml:space="preserve">  group_by(LarvalHost, MaternalHost) %&gt;% </w:t>
+      </w:r>
+    </w:p>
+    <w:p>
+      <w:pPr>
+        <w:spacing w:after="0" w:line="240" w:lineRule="auto"/>
+        <w:rPr>
+          <w:rFonts w:ascii="Consolas" w:hAnsi="Consolas"/>
+        </w:rPr>
+      </w:pPr>
+      <w:r>
+        <w:rPr>
+          <w:rFonts w:ascii="Consolas" w:hAnsi="Consolas"/>
+        </w:rPr>
+        <w:t xml:space="preserve">  summarise(</w:t>
+      </w:r>
+    </w:p>
+    <w:p>
+      <w:pPr>
+        <w:spacing w:after="0" w:line="240" w:lineRule="auto"/>
+        <w:rPr>
+          <w:rFonts w:ascii="Consolas" w:hAnsi="Consolas"/>
+        </w:rPr>
+      </w:pPr>
+      <w:r>
+        <w:rPr>
+          <w:rFonts w:ascii="Consolas" w:hAnsi="Consolas"/>
+        </w:rPr>
+        <w:t xml:space="preserve">    mean_AdultWeight = mean(AdultWeight),</w:t>
+      </w:r>
+    </w:p>
+    <w:p>
+      <w:pPr>
+        <w:spacing w:after="0" w:line="240" w:lineRule="auto"/>
+        <w:rPr>
+          <w:rFonts w:ascii="Consolas" w:hAnsi="Consolas"/>
+        </w:rPr>
+      </w:pPr>
+      <w:r>
+        <w:rPr>
+          <w:rFonts w:ascii="Consolas" w:hAnsi="Consolas"/>
+        </w:rPr>
+        <w:t xml:space="preserve">    sd_AdultWeight = sd(AdultWeight),</w:t>
+      </w:r>
+    </w:p>
+    <w:p>
+      <w:pPr>
+        <w:spacing w:after="0" w:line="240" w:lineRule="auto"/>
+        <w:rPr>
+          <w:rFonts w:ascii="Consolas" w:hAnsi="Consolas"/>
+        </w:rPr>
+      </w:pPr>
+      <w:r>
+        <w:rPr>
+          <w:rFonts w:ascii="Consolas" w:hAnsi="Consolas"/>
+        </w:rPr>
+        <w:t xml:space="preserve">    n = n(),</w:t>
+      </w:r>
+    </w:p>
+    <w:p>
+      <w:pPr>
+        <w:spacing w:after="0" w:line="240" w:lineRule="auto"/>
+        <w:rPr>
+          <w:rFonts w:ascii="Consolas" w:hAnsi="Consolas"/>
+        </w:rPr>
+      </w:pPr>
+      <w:r>
+        <w:rPr>
+          <w:rFonts w:ascii="Consolas" w:hAnsi="Consolas"/>
+        </w:rPr>
+        <w:lastRenderedPageBreak/>
+        <w:t xml:space="preserve">    se_AdultWeight = sd_AdultWeight/sqrt(n)</w:t>
       </w:r>
     </w:p>
     <w:p>
@@ -2892,134 +2064,25 @@
           <w:rFonts w:ascii="Consolas" w:hAnsi="Consolas"/>
         </w:rPr>
       </w:pPr>
-      <w:proofErr w:type="spellStart"/>
-      <w:proofErr w:type="gramStart"/>
-      <w:r>
-        <w:rPr>
-          <w:rFonts w:ascii="Consolas" w:hAnsi="Consolas"/>
-        </w:rPr>
-        <w:lastRenderedPageBreak/>
-        <w:t>ggplot</w:t>
-      </w:r>
-      <w:proofErr w:type="spellEnd"/>
-      <w:r>
-        <w:rPr>
-          <w:rFonts w:ascii="Consolas" w:hAnsi="Consolas"/>
-        </w:rPr>
-        <w:t>(</w:t>
-      </w:r>
-      <w:proofErr w:type="gramEnd"/>
-      <w:r>
-        <w:rPr>
-          <w:rFonts w:ascii="Consolas" w:hAnsi="Consolas"/>
-        </w:rPr>
-        <w:t xml:space="preserve">data = </w:t>
-      </w:r>
-      <w:proofErr w:type="spellStart"/>
-      <w:r>
-        <w:rPr>
-          <w:rFonts w:ascii="Consolas" w:hAnsi="Consolas"/>
-        </w:rPr>
-        <w:t>sumdat</w:t>
-      </w:r>
-      <w:proofErr w:type="spellEnd"/>
-      <w:r>
-        <w:rPr>
-          <w:rFonts w:ascii="Consolas" w:hAnsi="Consolas"/>
-        </w:rPr>
-        <w:t>,</w:t>
-      </w:r>
-    </w:p>
-    <w:p>
-      <w:pPr>
-        <w:spacing w:after="0" w:line="240" w:lineRule="auto"/>
-        <w:rPr>
-          <w:rFonts w:ascii="Consolas" w:hAnsi="Consolas"/>
-        </w:rPr>
-      </w:pPr>
-      <w:r>
-        <w:rPr>
-          <w:rFonts w:ascii="Consolas" w:hAnsi="Consolas"/>
-        </w:rPr>
-        <w:t xml:space="preserve">       </w:t>
-      </w:r>
-      <w:proofErr w:type="spellStart"/>
-      <w:proofErr w:type="gramStart"/>
-      <w:r>
-        <w:rPr>
-          <w:rFonts w:ascii="Consolas" w:hAnsi="Consolas"/>
-        </w:rPr>
-        <w:t>aes</w:t>
-      </w:r>
-      <w:proofErr w:type="spellEnd"/>
-      <w:r>
-        <w:rPr>
-          <w:rFonts w:ascii="Consolas" w:hAnsi="Consolas"/>
-        </w:rPr>
-        <w:t>(</w:t>
-      </w:r>
-      <w:proofErr w:type="gramEnd"/>
-      <w:r>
-        <w:rPr>
-          <w:rFonts w:ascii="Consolas" w:hAnsi="Consolas"/>
-        </w:rPr>
-        <w:t xml:space="preserve">x = </w:t>
-      </w:r>
-      <w:proofErr w:type="spellStart"/>
-      <w:r>
-        <w:rPr>
-          <w:rFonts w:ascii="Consolas" w:hAnsi="Consolas"/>
-        </w:rPr>
-        <w:t>LarvalHost</w:t>
-      </w:r>
-      <w:proofErr w:type="spellEnd"/>
-      <w:r>
-        <w:rPr>
-          <w:rFonts w:ascii="Consolas" w:hAnsi="Consolas"/>
-        </w:rPr>
-        <w:t xml:space="preserve">, y = </w:t>
-      </w:r>
-      <w:proofErr w:type="spellStart"/>
-      <w:r>
-        <w:rPr>
-          <w:rFonts w:ascii="Consolas" w:hAnsi="Consolas"/>
-        </w:rPr>
-        <w:t>mean_AdultWeight</w:t>
-      </w:r>
-      <w:proofErr w:type="spellEnd"/>
-      <w:r>
-        <w:rPr>
-          <w:rFonts w:ascii="Consolas" w:hAnsi="Consolas"/>
-        </w:rPr>
-        <w:t xml:space="preserve">, colour = </w:t>
-      </w:r>
-      <w:proofErr w:type="spellStart"/>
-      <w:r>
-        <w:rPr>
-          <w:rFonts w:ascii="Consolas" w:hAnsi="Consolas"/>
-        </w:rPr>
-        <w:t>MaternalHost</w:t>
-      </w:r>
-      <w:proofErr w:type="spellEnd"/>
-      <w:r>
-        <w:rPr>
-          <w:rFonts w:ascii="Consolas" w:hAnsi="Consolas"/>
-        </w:rPr>
-        <w:t xml:space="preserve">, group = </w:t>
-      </w:r>
-      <w:proofErr w:type="spellStart"/>
-      <w:r>
-        <w:rPr>
-          <w:rFonts w:ascii="Consolas" w:hAnsi="Consolas"/>
-        </w:rPr>
-        <w:t>MaternalHost</w:t>
-      </w:r>
-      <w:proofErr w:type="spellEnd"/>
-      <w:r>
-        <w:rPr>
-          <w:rFonts w:ascii="Consolas" w:hAnsi="Consolas"/>
-        </w:rPr>
-        <w:t>)</w:t>
+      <w:r>
+        <w:rPr>
+          <w:rFonts w:ascii="Consolas" w:hAnsi="Consolas"/>
+        </w:rPr>
+        <w:t>ggplot(data = sumdat,</w:t>
+      </w:r>
+    </w:p>
+    <w:p>
+      <w:pPr>
+        <w:spacing w:after="0" w:line="240" w:lineRule="auto"/>
+        <w:rPr>
+          <w:rFonts w:ascii="Consolas" w:hAnsi="Consolas"/>
+        </w:rPr>
+      </w:pPr>
+      <w:r>
+        <w:rPr>
+          <w:rFonts w:ascii="Consolas" w:hAnsi="Consolas"/>
+        </w:rPr>
+        <w:t xml:space="preserve">       aes(x = LarvalHost, y = mean_AdultWeight, colour = MaternalHost, group = MaternalHost)</w:t>
       </w:r>
     </w:p>
     <w:p>
@@ -3047,331 +2110,63 @@
         <w:rPr>
           <w:rFonts w:ascii="Consolas" w:hAnsi="Consolas"/>
         </w:rPr>
-        <w:t xml:space="preserve">  </w:t>
-      </w:r>
-      <w:proofErr w:type="spellStart"/>
-      <w:r>
-        <w:rPr>
-          <w:rFonts w:ascii="Consolas" w:hAnsi="Consolas"/>
-        </w:rPr>
-        <w:t>geom_</w:t>
-      </w:r>
-      <w:proofErr w:type="gramStart"/>
-      <w:r>
-        <w:rPr>
-          <w:rFonts w:ascii="Consolas" w:hAnsi="Consolas"/>
-        </w:rPr>
-        <w:t>point</w:t>
-      </w:r>
-      <w:proofErr w:type="spellEnd"/>
-      <w:r>
-        <w:rPr>
-          <w:rFonts w:ascii="Consolas" w:hAnsi="Consolas"/>
-        </w:rPr>
-        <w:t>(</w:t>
-      </w:r>
-      <w:proofErr w:type="gramEnd"/>
-      <w:r>
-        <w:rPr>
-          <w:rFonts w:ascii="Consolas" w:hAnsi="Consolas"/>
-        </w:rPr>
-        <w:t xml:space="preserve">position = </w:t>
-      </w:r>
-      <w:proofErr w:type="spellStart"/>
-      <w:r>
-        <w:rPr>
-          <w:rFonts w:ascii="Consolas" w:hAnsi="Consolas"/>
-        </w:rPr>
-        <w:t>position_</w:t>
-      </w:r>
-      <w:proofErr w:type="gramStart"/>
-      <w:r>
-        <w:rPr>
-          <w:rFonts w:ascii="Consolas" w:hAnsi="Consolas"/>
-        </w:rPr>
-        <w:t>dodge</w:t>
-      </w:r>
-      <w:proofErr w:type="spellEnd"/>
-      <w:r>
-        <w:rPr>
-          <w:rFonts w:ascii="Consolas" w:hAnsi="Consolas"/>
-        </w:rPr>
-        <w:t>(</w:t>
-      </w:r>
-      <w:proofErr w:type="gramEnd"/>
-      <w:r>
-        <w:rPr>
-          <w:rFonts w:ascii="Consolas" w:hAnsi="Consolas"/>
-        </w:rPr>
-        <w:t>width = 0.2), size = 3) +</w:t>
-      </w:r>
-    </w:p>
-    <w:p>
-      <w:pPr>
-        <w:spacing w:after="0" w:line="240" w:lineRule="auto"/>
-        <w:rPr>
-          <w:rFonts w:ascii="Consolas" w:hAnsi="Consolas"/>
-        </w:rPr>
-      </w:pPr>
-      <w:r>
-        <w:rPr>
-          <w:rFonts w:ascii="Consolas" w:hAnsi="Consolas"/>
-        </w:rPr>
-        <w:t xml:space="preserve">  </w:t>
-      </w:r>
-      <w:proofErr w:type="spellStart"/>
-      <w:r>
-        <w:rPr>
-          <w:rFonts w:ascii="Consolas" w:hAnsi="Consolas"/>
-        </w:rPr>
-        <w:t>geom_</w:t>
-      </w:r>
-      <w:proofErr w:type="gramStart"/>
-      <w:r>
-        <w:rPr>
-          <w:rFonts w:ascii="Consolas" w:hAnsi="Consolas"/>
-        </w:rPr>
-        <w:t>line</w:t>
-      </w:r>
-      <w:proofErr w:type="spellEnd"/>
-      <w:r>
-        <w:rPr>
-          <w:rFonts w:ascii="Consolas" w:hAnsi="Consolas"/>
-        </w:rPr>
-        <w:t>(</w:t>
-      </w:r>
-      <w:proofErr w:type="gramEnd"/>
-      <w:r>
-        <w:rPr>
-          <w:rFonts w:ascii="Consolas" w:hAnsi="Consolas"/>
-        </w:rPr>
-        <w:t xml:space="preserve">position = </w:t>
-      </w:r>
-      <w:proofErr w:type="spellStart"/>
-      <w:r>
-        <w:rPr>
-          <w:rFonts w:ascii="Consolas" w:hAnsi="Consolas"/>
-        </w:rPr>
-        <w:t>position_</w:t>
-      </w:r>
-      <w:proofErr w:type="gramStart"/>
-      <w:r>
-        <w:rPr>
-          <w:rFonts w:ascii="Consolas" w:hAnsi="Consolas"/>
-        </w:rPr>
-        <w:t>dodge</w:t>
-      </w:r>
-      <w:proofErr w:type="spellEnd"/>
-      <w:r>
-        <w:rPr>
-          <w:rFonts w:ascii="Consolas" w:hAnsi="Consolas"/>
-        </w:rPr>
-        <w:t>(</w:t>
-      </w:r>
-      <w:proofErr w:type="gramEnd"/>
-      <w:r>
-        <w:rPr>
-          <w:rFonts w:ascii="Consolas" w:hAnsi="Consolas"/>
-        </w:rPr>
-        <w:t>width = 0.2), linewidth = 1) +</w:t>
-      </w:r>
-    </w:p>
-    <w:p>
-      <w:pPr>
-        <w:spacing w:after="0" w:line="240" w:lineRule="auto"/>
-        <w:rPr>
-          <w:rFonts w:ascii="Consolas" w:hAnsi="Consolas"/>
-        </w:rPr>
-      </w:pPr>
-      <w:r>
-        <w:rPr>
-          <w:rFonts w:ascii="Consolas" w:hAnsi="Consolas"/>
-        </w:rPr>
-        <w:t xml:space="preserve">  </w:t>
-      </w:r>
-      <w:proofErr w:type="spellStart"/>
-      <w:r>
-        <w:rPr>
-          <w:rFonts w:ascii="Consolas" w:hAnsi="Consolas"/>
-        </w:rPr>
-        <w:t>geom_</w:t>
-      </w:r>
-      <w:proofErr w:type="gramStart"/>
-      <w:r>
-        <w:rPr>
-          <w:rFonts w:ascii="Consolas" w:hAnsi="Consolas"/>
-        </w:rPr>
-        <w:t>errorbar</w:t>
-      </w:r>
-      <w:proofErr w:type="spellEnd"/>
-      <w:r>
-        <w:rPr>
-          <w:rFonts w:ascii="Consolas" w:hAnsi="Consolas"/>
-        </w:rPr>
-        <w:t>(</w:t>
-      </w:r>
-      <w:proofErr w:type="gramEnd"/>
-      <w:r>
-        <w:rPr>
-          <w:rFonts w:ascii="Consolas" w:hAnsi="Consolas"/>
-        </w:rPr>
-        <w:t xml:space="preserve">position = </w:t>
-      </w:r>
-      <w:proofErr w:type="spellStart"/>
-      <w:r>
-        <w:rPr>
-          <w:rFonts w:ascii="Consolas" w:hAnsi="Consolas"/>
-        </w:rPr>
-        <w:t>position_</w:t>
-      </w:r>
-      <w:proofErr w:type="gramStart"/>
-      <w:r>
-        <w:rPr>
-          <w:rFonts w:ascii="Consolas" w:hAnsi="Consolas"/>
-        </w:rPr>
-        <w:t>dodge</w:t>
-      </w:r>
-      <w:proofErr w:type="spellEnd"/>
-      <w:r>
-        <w:rPr>
-          <w:rFonts w:ascii="Consolas" w:hAnsi="Consolas"/>
-        </w:rPr>
-        <w:t>(</w:t>
-      </w:r>
-      <w:proofErr w:type="gramEnd"/>
-      <w:r>
-        <w:rPr>
-          <w:rFonts w:ascii="Consolas" w:hAnsi="Consolas"/>
-        </w:rPr>
-        <w:t xml:space="preserve">width = 0.2), </w:t>
-      </w:r>
-    </w:p>
-    <w:p>
-      <w:pPr>
-        <w:spacing w:after="0" w:line="240" w:lineRule="auto"/>
-        <w:rPr>
-          <w:rFonts w:ascii="Consolas" w:hAnsi="Consolas"/>
-        </w:rPr>
-      </w:pPr>
-      <w:r>
-        <w:rPr>
-          <w:rFonts w:ascii="Consolas" w:hAnsi="Consolas"/>
-        </w:rPr>
-        <w:t xml:space="preserve">                </w:t>
-      </w:r>
-      <w:proofErr w:type="spellStart"/>
-      <w:proofErr w:type="gramStart"/>
-      <w:r>
-        <w:rPr>
-          <w:rFonts w:ascii="Consolas" w:hAnsi="Consolas"/>
-        </w:rPr>
-        <w:t>aes</w:t>
-      </w:r>
-      <w:proofErr w:type="spellEnd"/>
-      <w:r>
-        <w:rPr>
-          <w:rFonts w:ascii="Consolas" w:hAnsi="Consolas"/>
-        </w:rPr>
-        <w:t>(</w:t>
-      </w:r>
-      <w:proofErr w:type="spellStart"/>
-      <w:proofErr w:type="gramEnd"/>
-      <w:r>
-        <w:rPr>
-          <w:rFonts w:ascii="Consolas" w:hAnsi="Consolas"/>
-        </w:rPr>
-        <w:t>ymin</w:t>
-      </w:r>
-      <w:proofErr w:type="spellEnd"/>
-      <w:r>
-        <w:rPr>
-          <w:rFonts w:ascii="Consolas" w:hAnsi="Consolas"/>
-        </w:rPr>
-        <w:t xml:space="preserve"> = </w:t>
-      </w:r>
-      <w:proofErr w:type="spellStart"/>
-      <w:r>
-        <w:rPr>
-          <w:rFonts w:ascii="Consolas" w:hAnsi="Consolas"/>
-        </w:rPr>
-        <w:t>mean_AdultWeight</w:t>
-      </w:r>
-      <w:proofErr w:type="spellEnd"/>
-      <w:r>
-        <w:rPr>
-          <w:rFonts w:ascii="Consolas" w:hAnsi="Consolas"/>
-        </w:rPr>
-        <w:t xml:space="preserve"> - </w:t>
-      </w:r>
-      <w:proofErr w:type="spellStart"/>
-      <w:r>
-        <w:rPr>
-          <w:rFonts w:ascii="Consolas" w:hAnsi="Consolas"/>
-        </w:rPr>
-        <w:t>se_AdultWeight</w:t>
-      </w:r>
-      <w:proofErr w:type="spellEnd"/>
-      <w:r>
-        <w:rPr>
-          <w:rFonts w:ascii="Consolas" w:hAnsi="Consolas"/>
-        </w:rPr>
-        <w:t>,</w:t>
-      </w:r>
-    </w:p>
-    <w:p>
-      <w:pPr>
-        <w:spacing w:after="0" w:line="240" w:lineRule="auto"/>
-        <w:rPr>
-          <w:rFonts w:ascii="Consolas" w:hAnsi="Consolas"/>
-        </w:rPr>
-      </w:pPr>
-      <w:r>
-        <w:rPr>
-          <w:rFonts w:ascii="Consolas" w:hAnsi="Consolas"/>
-        </w:rPr>
-        <w:t xml:space="preserve">                    </w:t>
-      </w:r>
-      <w:proofErr w:type="spellStart"/>
-      <w:r>
-        <w:rPr>
-          <w:rFonts w:ascii="Consolas" w:hAnsi="Consolas"/>
-        </w:rPr>
-        <w:t>ymax</w:t>
-      </w:r>
-      <w:proofErr w:type="spellEnd"/>
-      <w:r>
-        <w:rPr>
-          <w:rFonts w:ascii="Consolas" w:hAnsi="Consolas"/>
-        </w:rPr>
-        <w:t xml:space="preserve"> = </w:t>
-      </w:r>
-      <w:proofErr w:type="spellStart"/>
-      <w:r>
-        <w:rPr>
-          <w:rFonts w:ascii="Consolas" w:hAnsi="Consolas"/>
-        </w:rPr>
-        <w:t>mean_AdultWeight</w:t>
-      </w:r>
-      <w:proofErr w:type="spellEnd"/>
-      <w:r>
-        <w:rPr>
-          <w:rFonts w:ascii="Consolas" w:hAnsi="Consolas"/>
-        </w:rPr>
-        <w:t xml:space="preserve"> + </w:t>
-      </w:r>
-      <w:proofErr w:type="spellStart"/>
-      <w:r>
-        <w:rPr>
-          <w:rFonts w:ascii="Consolas" w:hAnsi="Consolas"/>
-        </w:rPr>
-        <w:t>se_AdultWeight</w:t>
-      </w:r>
-      <w:proofErr w:type="spellEnd"/>
-      <w:r>
-        <w:rPr>
-          <w:rFonts w:ascii="Consolas" w:hAnsi="Consolas"/>
-        </w:rPr>
-        <w:t>),</w:t>
+        <w:t xml:space="preserve">  geom_point(position = position_dodge(width = 0.2), size = 3) +</w:t>
+      </w:r>
+    </w:p>
+    <w:p>
+      <w:pPr>
+        <w:spacing w:after="0" w:line="240" w:lineRule="auto"/>
+        <w:rPr>
+          <w:rFonts w:ascii="Consolas" w:hAnsi="Consolas"/>
+        </w:rPr>
+      </w:pPr>
+      <w:r>
+        <w:rPr>
+          <w:rFonts w:ascii="Consolas" w:hAnsi="Consolas"/>
+        </w:rPr>
+        <w:t xml:space="preserve">  geom_line(position = position_dodge(width = 0.2), linewidth = 1) +</w:t>
+      </w:r>
+    </w:p>
+    <w:p>
+      <w:pPr>
+        <w:spacing w:after="0" w:line="240" w:lineRule="auto"/>
+        <w:rPr>
+          <w:rFonts w:ascii="Consolas" w:hAnsi="Consolas"/>
+        </w:rPr>
+      </w:pPr>
+      <w:r>
+        <w:rPr>
+          <w:rFonts w:ascii="Consolas" w:hAnsi="Consolas"/>
+        </w:rPr>
+        <w:t xml:space="preserve">  geom_errorbar(position = position_dodge(width = 0.2), </w:t>
+      </w:r>
+    </w:p>
+    <w:p>
+      <w:pPr>
+        <w:spacing w:after="0" w:line="240" w:lineRule="auto"/>
+        <w:rPr>
+          <w:rFonts w:ascii="Consolas" w:hAnsi="Consolas"/>
+        </w:rPr>
+      </w:pPr>
+      <w:r>
+        <w:rPr>
+          <w:rFonts w:ascii="Consolas" w:hAnsi="Consolas"/>
+        </w:rPr>
+        <w:t xml:space="preserve">                aes(ymin = mean_AdultWeight - se_AdultWeight,</w:t>
+      </w:r>
+    </w:p>
+    <w:p>
+      <w:pPr>
+        <w:spacing w:after="0" w:line="240" w:lineRule="auto"/>
+        <w:rPr>
+          <w:rFonts w:ascii="Consolas" w:hAnsi="Consolas"/>
+        </w:rPr>
+      </w:pPr>
+      <w:r>
+        <w:rPr>
+          <w:rFonts w:ascii="Consolas" w:hAnsi="Consolas"/>
+        </w:rPr>
+        <w:t xml:space="preserve">                    ymax = mean_AdultWeight + se_AdultWeight),</w:t>
       </w:r>
     </w:p>
     <w:p>
@@ -3399,63 +2194,21 @@
         <w:rPr>
           <w:rFonts w:ascii="Consolas" w:hAnsi="Consolas"/>
         </w:rPr>
-        <w:t xml:space="preserve">  </w:t>
-      </w:r>
-      <w:proofErr w:type="spellStart"/>
-      <w:r>
-        <w:rPr>
-          <w:rFonts w:ascii="Consolas" w:hAnsi="Consolas"/>
-        </w:rPr>
-        <w:t>scale_color_</w:t>
-      </w:r>
-      <w:proofErr w:type="gramStart"/>
-      <w:r>
-        <w:rPr>
-          <w:rFonts w:ascii="Consolas" w:hAnsi="Consolas"/>
-        </w:rPr>
-        <w:t>brewer</w:t>
-      </w:r>
-      <w:proofErr w:type="spellEnd"/>
-      <w:r>
-        <w:rPr>
-          <w:rFonts w:ascii="Consolas" w:hAnsi="Consolas"/>
-        </w:rPr>
-        <w:t>(</w:t>
-      </w:r>
-      <w:proofErr w:type="gramEnd"/>
-      <w:r>
-        <w:rPr>
-          <w:rFonts w:ascii="Consolas" w:hAnsi="Consolas"/>
-        </w:rPr>
-        <w:t>palette = "Set1") +</w:t>
-      </w:r>
-    </w:p>
-    <w:p>
-      <w:pPr>
-        <w:spacing w:after="0" w:line="240" w:lineRule="auto"/>
-        <w:rPr>
-          <w:rFonts w:ascii="Consolas" w:hAnsi="Consolas"/>
-        </w:rPr>
-      </w:pPr>
-      <w:r>
-        <w:rPr>
-          <w:rFonts w:ascii="Consolas" w:hAnsi="Consolas"/>
-        </w:rPr>
-        <w:t xml:space="preserve">  </w:t>
-      </w:r>
-      <w:proofErr w:type="gramStart"/>
-      <w:r>
-        <w:rPr>
-          <w:rFonts w:ascii="Consolas" w:hAnsi="Consolas"/>
-        </w:rPr>
-        <w:t>labs(</w:t>
-      </w:r>
-      <w:proofErr w:type="gramEnd"/>
-      <w:r>
-        <w:rPr>
-          <w:rFonts w:ascii="Consolas" w:hAnsi="Consolas"/>
-        </w:rPr>
-        <w:t>x = "Larval host",</w:t>
+        <w:t xml:space="preserve">  scale_color_brewer(palette = "Set1") +</w:t>
+      </w:r>
+    </w:p>
+    <w:p>
+      <w:pPr>
+        <w:spacing w:after="0" w:line="240" w:lineRule="auto"/>
+        <w:rPr>
+          <w:rFonts w:ascii="Consolas" w:hAnsi="Consolas"/>
+        </w:rPr>
+      </w:pPr>
+      <w:r>
+        <w:rPr>
+          <w:rFonts w:ascii="Consolas" w:hAnsi="Consolas"/>
+        </w:rPr>
+        <w:t xml:space="preserve">  labs(x = "Larval host",</w:t>
       </w:r>
     </w:p>
     <w:p>
@@ -3497,154 +2250,39 @@
         <w:rPr>
           <w:rFonts w:ascii="Consolas" w:hAnsi="Consolas"/>
         </w:rPr>
-        <w:t xml:space="preserve">  </w:t>
-      </w:r>
-      <w:proofErr w:type="spellStart"/>
-      <w:r>
-        <w:rPr>
-          <w:rFonts w:ascii="Consolas" w:hAnsi="Consolas"/>
-        </w:rPr>
-        <w:t>theme_</w:t>
-      </w:r>
-      <w:proofErr w:type="gramStart"/>
-      <w:r>
-        <w:rPr>
-          <w:rFonts w:ascii="Consolas" w:hAnsi="Consolas"/>
-        </w:rPr>
-        <w:t>bw</w:t>
-      </w:r>
-      <w:proofErr w:type="spellEnd"/>
-      <w:r>
-        <w:rPr>
-          <w:rFonts w:ascii="Consolas" w:hAnsi="Consolas"/>
-        </w:rPr>
-        <w:t>(</w:t>
-      </w:r>
-      <w:proofErr w:type="spellStart"/>
-      <w:proofErr w:type="gramEnd"/>
-      <w:r>
-        <w:rPr>
-          <w:rFonts w:ascii="Consolas" w:hAnsi="Consolas"/>
-        </w:rPr>
-        <w:t>base_size</w:t>
-      </w:r>
-      <w:proofErr w:type="spellEnd"/>
-      <w:r>
-        <w:rPr>
-          <w:rFonts w:ascii="Consolas" w:hAnsi="Consolas"/>
-        </w:rPr>
-        <w:t xml:space="preserve"> = 14) +</w:t>
-      </w:r>
-    </w:p>
-    <w:p>
-      <w:pPr>
-        <w:spacing w:after="0" w:line="240" w:lineRule="auto"/>
-        <w:rPr>
-          <w:rFonts w:ascii="Consolas" w:hAnsi="Consolas"/>
-        </w:rPr>
-      </w:pPr>
-      <w:r>
-        <w:rPr>
-          <w:rFonts w:ascii="Consolas" w:hAnsi="Consolas"/>
-        </w:rPr>
-        <w:t xml:space="preserve">  </w:t>
-      </w:r>
-      <w:proofErr w:type="gramStart"/>
-      <w:r>
-        <w:rPr>
-          <w:rFonts w:ascii="Consolas" w:hAnsi="Consolas"/>
-        </w:rPr>
-        <w:t>theme(</w:t>
-      </w:r>
-      <w:proofErr w:type="spellStart"/>
-      <w:r>
-        <w:rPr>
-          <w:rFonts w:ascii="Consolas" w:hAnsi="Consolas"/>
-        </w:rPr>
-        <w:t>legend.position</w:t>
-      </w:r>
-      <w:proofErr w:type="spellEnd"/>
-      <w:proofErr w:type="gramEnd"/>
-      <w:r>
-        <w:rPr>
-          <w:rFonts w:ascii="Consolas" w:hAnsi="Consolas"/>
-        </w:rPr>
-        <w:t xml:space="preserve"> = </w:t>
-      </w:r>
-      <w:proofErr w:type="gramStart"/>
-      <w:r>
-        <w:rPr>
-          <w:rFonts w:ascii="Consolas" w:hAnsi="Consolas"/>
-        </w:rPr>
-        <w:t>c(</w:t>
-      </w:r>
-      <w:proofErr w:type="gramEnd"/>
-      <w:r>
-        <w:rPr>
-          <w:rFonts w:ascii="Consolas" w:hAnsi="Consolas"/>
-        </w:rPr>
-        <w:t>0.8, 0.8),</w:t>
-      </w:r>
-    </w:p>
-    <w:p>
-      <w:pPr>
-        <w:spacing w:after="0" w:line="240" w:lineRule="auto"/>
-        <w:rPr>
-          <w:rFonts w:ascii="Consolas" w:hAnsi="Consolas"/>
-        </w:rPr>
-      </w:pPr>
-      <w:r>
-        <w:rPr>
-          <w:rFonts w:ascii="Consolas" w:hAnsi="Consolas"/>
-        </w:rPr>
-        <w:t xml:space="preserve">        </w:t>
-      </w:r>
-      <w:proofErr w:type="spellStart"/>
-      <w:proofErr w:type="gramStart"/>
-      <w:r>
-        <w:rPr>
-          <w:rFonts w:ascii="Consolas" w:hAnsi="Consolas"/>
-        </w:rPr>
-        <w:t>panel.grid</w:t>
-      </w:r>
-      <w:proofErr w:type="spellEnd"/>
-      <w:proofErr w:type="gramEnd"/>
-      <w:r>
-        <w:rPr>
-          <w:rFonts w:ascii="Consolas" w:hAnsi="Consolas"/>
-        </w:rPr>
-        <w:t xml:space="preserve"> = </w:t>
-      </w:r>
-      <w:proofErr w:type="spellStart"/>
-      <w:r>
-        <w:rPr>
-          <w:rFonts w:ascii="Consolas" w:hAnsi="Consolas"/>
-        </w:rPr>
-        <w:t>element_</w:t>
-      </w:r>
-      <w:proofErr w:type="gramStart"/>
-      <w:r>
-        <w:rPr>
-          <w:rFonts w:ascii="Consolas" w:hAnsi="Consolas"/>
-        </w:rPr>
-        <w:t>blank</w:t>
-      </w:r>
-      <w:proofErr w:type="spellEnd"/>
-      <w:r>
-        <w:rPr>
-          <w:rFonts w:ascii="Consolas" w:hAnsi="Consolas"/>
-        </w:rPr>
-        <w:t>(</w:t>
-      </w:r>
-      <w:proofErr w:type="gramEnd"/>
-      <w:r>
-        <w:rPr>
-          <w:rFonts w:ascii="Consolas" w:hAnsi="Consolas"/>
-        </w:rPr>
-        <w:t>))</w:t>
+        <w:t xml:space="preserve">  theme_bw(base_size = 14) +</w:t>
+      </w:r>
+    </w:p>
+    <w:p>
+      <w:pPr>
+        <w:spacing w:after="0" w:line="240" w:lineRule="auto"/>
+        <w:rPr>
+          <w:rFonts w:ascii="Consolas" w:hAnsi="Consolas"/>
+        </w:rPr>
+      </w:pPr>
+      <w:r>
+        <w:rPr>
+          <w:rFonts w:ascii="Consolas" w:hAnsi="Consolas"/>
+        </w:rPr>
+        <w:t xml:space="preserve">  theme(legend.position = c(0.8, 0.8),</w:t>
+      </w:r>
+    </w:p>
+    <w:p>
+      <w:pPr>
+        <w:spacing w:after="0" w:line="240" w:lineRule="auto"/>
+        <w:rPr>
+          <w:rFonts w:ascii="Consolas" w:hAnsi="Consolas"/>
+        </w:rPr>
+      </w:pPr>
+      <w:r>
+        <w:rPr>
+          <w:rFonts w:ascii="Consolas" w:hAnsi="Consolas"/>
+        </w:rPr>
+        <w:t xml:space="preserve">        panel.grid = element_blank())</w:t>
       </w:r>
     </w:p>
     <w:sectPr>
+      <w:footerReference w:type="default" r:id="rId7"/>
       <w:pgSz w:w="11906" w:h="16838"/>
       <w:pgMar w:top="1417" w:right="1417" w:bottom="1417" w:left="1417" w:header="708" w:footer="708" w:gutter="0"/>
       <w:cols w:space="708"/>
@@ -3654,110 +2292,99 @@
 </w:document>
 </file>
 
-<file path=word/comments.xml><?xml version="1.0" encoding="utf-8"?>
-<w:comments xmlns:wpc="http://schemas.microsoft.com/office/word/2010/wordprocessingCanvas" xmlns:cx="http://schemas.microsoft.com/office/drawing/2014/chartex" xmlns:cx1="http://schemas.microsoft.com/office/drawing/2015/9/8/chartex" xmlns:cx2="http://schemas.microsoft.com/office/drawing/2015/10/21/chartex" xmlns:cx3="http://schemas.microsoft.com/office/drawing/2016/5/9/chartex" xmlns:cx4="http://schemas.microsoft.com/office/drawing/2016/5/10/chartex" xmlns:cx5="http://schemas.microsoft.com/office/drawing/2016/5/11/chartex" xmlns:cx6="http://schemas.microsoft.com/office/drawing/2016/5/12/chartex" xmlns:cx7="http://schemas.microsoft.com/office/drawing/2016/5/13/chartex" xmlns:cx8="http://schemas.microsoft.com/office/drawing/2016/5/14/chartex" xmlns:mc="http://schemas.openxmlformats.org/markup-compatibility/2006" xmlns:aink="http://schemas.microsoft.com/office/drawing/2016/ink" xmlns:am3d="http://schemas.microsoft.com/office/drawing/2017/model3d" xmlns:o="urn:schemas-microsoft-com:office:office" xmlns:oel="http://schemas.microsoft.com/office/2019/extlst" xmlns:r="http://schemas.openxmlformats.org/officeDocument/2006/relationships" xmlns:m="http://schemas.openxmlformats.org/officeDocument/2006/math" xmlns:v="urn:schemas-microsoft-com:vml" xmlns:wp14="http://schemas.microsoft.com/office/word/2010/wordprocessingDrawing" xmlns:wp="http://schemas.openxmlformats.org/drawingml/2006/wordprocessingDrawing" xmlns:w10="urn:schemas-microsoft-com:office:word" xmlns:w="http://schemas.openxmlformats.org/wordprocessingml/2006/main" xmlns:w14="http://schemas.microsoft.com/office/word/2010/wordml" xmlns:w15="http://schemas.microsoft.com/office/word/2012/wordml" xmlns:w16cex="http://schemas.microsoft.com/office/word/2018/wordml/cex" xmlns:w16cid="http://schemas.microsoft.com/office/word/2016/wordml/cid" xmlns:w16="http://schemas.microsoft.com/office/word/2018/wordml" xmlns:w16du="http://schemas.microsoft.com/office/word/2023/wordml/word16du" xmlns:w16sdtdh="http://schemas.microsoft.com/office/word/2020/wordml/sdtdatahash" xmlns:w16sdtfl="http://schemas.microsoft.com/office/word/2024/wordml/sdtformatlock" xmlns:w16se="http://schemas.microsoft.com/office/word/2015/wordml/symex" xmlns:wpg="http://schemas.microsoft.com/office/word/2010/wordprocessingGroup" xmlns:wpi="http://schemas.microsoft.com/office/word/2010/wordprocessingInk" xmlns:wne="http://schemas.microsoft.com/office/word/2006/wordml" xmlns:wps="http://schemas.microsoft.com/office/word/2010/wordprocessingShape" mc:Ignorable="w14 w15 w16se w16cid w16 w16cex w16sdtdh w16sdtfl w16du wp14">
-  <w:comment w:id="0" w:author="Markus Albrektsson" w:date="2025-11-14T09:46:00Z" w:initials="MA">
-    <w:p>
-      <w:pPr>
-        <w:pStyle w:val="Kommentarer"/>
-        <w:jc w:val="left"/>
-      </w:pPr>
-      <w:r>
-        <w:rPr>
-          <w:rStyle w:val="Kommentarsreferens"/>
-        </w:rPr>
-        <w:annotationRef/>
-      </w:r>
-      <w:r>
-        <w:t>Adult larvae is contradicting</w:t>
-      </w:r>
-    </w:p>
-    <w:p>
-      <w:pPr>
-        <w:pStyle w:val="Kommentarer"/>
-        <w:jc w:val="left"/>
-      </w:pPr>
-      <w:r>
-        <w:t>Check throughout</w:t>
-      </w:r>
-    </w:p>
-  </w:comment>
-  <w:comment w:id="1" w:author="Markus Albrektsson" w:date="2025-11-14T09:46:00Z" w:initials="MA">
-    <w:p>
-      <w:pPr>
-        <w:pStyle w:val="Kommentarer"/>
-        <w:jc w:val="left"/>
-      </w:pPr>
-      <w:r>
-        <w:rPr>
-          <w:rStyle w:val="Kommentarsreferens"/>
-        </w:rPr>
-        <w:annotationRef/>
-      </w:r>
-      <w:r>
-        <w:t>Add 2x2 factorial design</w:t>
-      </w:r>
-    </w:p>
-  </w:comment>
-  <w:comment w:id="2" w:author="Markus Albrektsson" w:date="2025-11-14T09:50:00Z" w:initials="MA">
-    <w:p>
-      <w:pPr>
-        <w:pStyle w:val="Kommentarer"/>
-        <w:jc w:val="left"/>
-      </w:pPr>
-      <w:r>
-        <w:rPr>
-          <w:rStyle w:val="Kommentarsreferens"/>
-        </w:rPr>
-        <w:annotationRef/>
-      </w:r>
-      <w:r>
-        <w:t xml:space="preserve">Clarify that this is a linear model equivalent to a two-way ANOVA. </w:t>
-      </w:r>
-    </w:p>
-    <w:p>
-      <w:pPr>
-        <w:pStyle w:val="Kommentarer"/>
-        <w:jc w:val="left"/>
-      </w:pPr>
-      <w:r>
-        <w:t>Correct the equation</w:t>
-      </w:r>
-    </w:p>
-  </w:comment>
-</w:comments>
+<file path=word/endnotes.xml><?xml version="1.0" encoding="utf-8"?>
+<w:endnotes xmlns:wpc="http://schemas.microsoft.com/office/word/2010/wordprocessingCanvas" xmlns:cx="http://schemas.microsoft.com/office/drawing/2014/chartex" xmlns:cx1="http://schemas.microsoft.com/office/drawing/2015/9/8/chartex" xmlns:cx2="http://schemas.microsoft.com/office/drawing/2015/10/21/chartex" xmlns:cx3="http://schemas.microsoft.com/office/drawing/2016/5/9/chartex" xmlns:cx4="http://schemas.microsoft.com/office/drawing/2016/5/10/chartex" xmlns:cx5="http://schemas.microsoft.com/office/drawing/2016/5/11/chartex" xmlns:cx6="http://schemas.microsoft.com/office/drawing/2016/5/12/chartex" xmlns:cx7="http://schemas.microsoft.com/office/drawing/2016/5/13/chartex" xmlns:cx8="http://schemas.microsoft.com/office/drawing/2016/5/14/chartex" xmlns:mc="http://schemas.openxmlformats.org/markup-compatibility/2006" xmlns:aink="http://schemas.microsoft.com/office/drawing/2016/ink" xmlns:am3d="http://schemas.microsoft.com/office/drawing/2017/model3d" xmlns:o="urn:schemas-microsoft-com:office:office" xmlns:oel="http://schemas.microsoft.com/office/2019/extlst" xmlns:r="http://schemas.openxmlformats.org/officeDocument/2006/relationships" xmlns:m="http://schemas.openxmlformats.org/officeDocument/2006/math" xmlns:v="urn:schemas-microsoft-com:vml" xmlns:wp14="http://schemas.microsoft.com/office/word/2010/wordprocessingDrawing" xmlns:wp="http://schemas.openxmlformats.org/drawingml/2006/wordprocessingDrawing" xmlns:w10="urn:schemas-microsoft-com:office:word" xmlns:w="http://schemas.openxmlformats.org/wordprocessingml/2006/main" xmlns:w14="http://schemas.microsoft.com/office/word/2010/wordml" xmlns:w15="http://schemas.microsoft.com/office/word/2012/wordml" xmlns:w16cex="http://schemas.microsoft.com/office/word/2018/wordml/cex" xmlns:w16cid="http://schemas.microsoft.com/office/word/2016/wordml/cid" xmlns:w16="http://schemas.microsoft.com/office/word/2018/wordml" xmlns:w16du="http://schemas.microsoft.com/office/word/2023/wordml/word16du" xmlns:w16sdtdh="http://schemas.microsoft.com/office/word/2020/wordml/sdtdatahash" xmlns:w16sdtfl="http://schemas.microsoft.com/office/word/2024/wordml/sdtformatlock" xmlns:w16se="http://schemas.microsoft.com/office/word/2015/wordml/symex" xmlns:wpg="http://schemas.microsoft.com/office/word/2010/wordprocessingGroup" xmlns:wpi="http://schemas.microsoft.com/office/word/2010/wordprocessingInk" xmlns:wne="http://schemas.microsoft.com/office/word/2006/wordml" xmlns:wps="http://schemas.microsoft.com/office/word/2010/wordprocessingShape" mc:Ignorable="w14 w15 w16se w16cid w16 w16cex w16sdtdh w16sdtfl w16du wp14">
+  <w:endnote w:type="separator" w:id="-1">
+    <w:p>
+      <w:pPr>
+        <w:spacing w:after="0" w:line="240" w:lineRule="auto"/>
+      </w:pPr>
+      <w:r>
+        <w:separator/>
+      </w:r>
+    </w:p>
+  </w:endnote>
+  <w:endnote w:type="continuationSeparator" w:id="0">
+    <w:p>
+      <w:pPr>
+        <w:spacing w:after="0" w:line="240" w:lineRule="auto"/>
+      </w:pPr>
+      <w:r>
+        <w:continuationSeparator/>
+      </w:r>
+    </w:p>
+  </w:endnote>
+</w:endnotes>
 </file>
 
-<file path=word/commentsExtended.xml><?xml version="1.0" encoding="utf-8"?>
-<w15:commentsEx xmlns:wpc="http://schemas.microsoft.com/office/word/2010/wordprocessingCanvas" xmlns:cx="http://schemas.microsoft.com/office/drawing/2014/chartex" xmlns:cx1="http://schemas.microsoft.com/office/drawing/2015/9/8/chartex" xmlns:cx2="http://schemas.microsoft.com/office/drawing/2015/10/21/chartex" xmlns:cx3="http://schemas.microsoft.com/office/drawing/2016/5/9/chartex" xmlns:cx4="http://schemas.microsoft.com/office/drawing/2016/5/10/chartex" xmlns:cx5="http://schemas.microsoft.com/office/drawing/2016/5/11/chartex" xmlns:cx6="http://schemas.microsoft.com/office/drawing/2016/5/12/chartex" xmlns:cx7="http://schemas.microsoft.com/office/drawing/2016/5/13/chartex" xmlns:cx8="http://schemas.microsoft.com/office/drawing/2016/5/14/chartex" xmlns:mc="http://schemas.openxmlformats.org/markup-compatibility/2006" xmlns:aink="http://schemas.microsoft.com/office/drawing/2016/ink" xmlns:am3d="http://schemas.microsoft.com/office/drawing/2017/model3d" xmlns:o="urn:schemas-microsoft-com:office:office" xmlns:oel="http://schemas.microsoft.com/office/2019/extlst" xmlns:r="http://schemas.openxmlformats.org/officeDocument/2006/relationships" xmlns:m="http://schemas.openxmlformats.org/officeDocument/2006/math" xmlns:v="urn:schemas-microsoft-com:vml" xmlns:wp14="http://schemas.microsoft.com/office/word/2010/wordprocessingDrawing" xmlns:wp="http://schemas.openxmlformats.org/drawingml/2006/wordprocessingDrawing" xmlns:w10="urn:schemas-microsoft-com:office:word" xmlns:w="http://schemas.openxmlformats.org/wordprocessingml/2006/main" xmlns:w14="http://schemas.microsoft.com/office/word/2010/wordml" xmlns:w15="http://schemas.microsoft.com/office/word/2012/wordml" xmlns:w16cex="http://schemas.microsoft.com/office/word/2018/wordml/cex" xmlns:w16cid="http://schemas.microsoft.com/office/word/2016/wordml/cid" xmlns:w16="http://schemas.microsoft.com/office/word/2018/wordml" xmlns:w16du="http://schemas.microsoft.com/office/word/2023/wordml/word16du" xmlns:w16sdtdh="http://schemas.microsoft.com/office/word/2020/wordml/sdtdatahash" xmlns:w16sdtfl="http://schemas.microsoft.com/office/word/2024/wordml/sdtformatlock" xmlns:w16se="http://schemas.microsoft.com/office/word/2015/wordml/symex" xmlns:wpg="http://schemas.microsoft.com/office/word/2010/wordprocessingGroup" xmlns:wpi="http://schemas.microsoft.com/office/word/2010/wordprocessingInk" xmlns:wne="http://schemas.microsoft.com/office/word/2006/wordml" xmlns:wps="http://schemas.microsoft.com/office/word/2010/wordprocessingShape" mc:Ignorable="w14 w15 w16se w16cid w16 w16cex w16sdtdh w16sdtfl w16du wp14">
-  <w15:commentEx w15:paraId="59D58725" w15:done="0"/>
-  <w15:commentEx w15:paraId="5160EA46" w15:done="0"/>
-  <w15:commentEx w15:paraId="681377CF" w15:done="0"/>
-</w15:commentsEx>
+<file path=word/footer1.xml><?xml version="1.0" encoding="utf-8"?>
+<w:ftr xmlns:wpc="http://schemas.microsoft.com/office/word/2010/wordprocessingCanvas" xmlns:cx="http://schemas.microsoft.com/office/drawing/2014/chartex" xmlns:cx1="http://schemas.microsoft.com/office/drawing/2015/9/8/chartex" xmlns:cx2="http://schemas.microsoft.com/office/drawing/2015/10/21/chartex" xmlns:cx3="http://schemas.microsoft.com/office/drawing/2016/5/9/chartex" xmlns:cx4="http://schemas.microsoft.com/office/drawing/2016/5/10/chartex" xmlns:cx5="http://schemas.microsoft.com/office/drawing/2016/5/11/chartex" xmlns:cx6="http://schemas.microsoft.com/office/drawing/2016/5/12/chartex" xmlns:cx7="http://schemas.microsoft.com/office/drawing/2016/5/13/chartex" xmlns:cx8="http://schemas.microsoft.com/office/drawing/2016/5/14/chartex" xmlns:mc="http://schemas.openxmlformats.org/markup-compatibility/2006" xmlns:aink="http://schemas.microsoft.com/office/drawing/2016/ink" xmlns:am3d="http://schemas.microsoft.com/office/drawing/2017/model3d" xmlns:o="urn:schemas-microsoft-com:office:office" xmlns:oel="http://schemas.microsoft.com/office/2019/extlst" xmlns:r="http://schemas.openxmlformats.org/officeDocument/2006/relationships" xmlns:m="http://schemas.openxmlformats.org/officeDocument/2006/math" xmlns:v="urn:schemas-microsoft-com:vml" xmlns:wp14="http://schemas.microsoft.com/office/word/2010/wordprocessingDrawing" xmlns:wp="http://schemas.openxmlformats.org/drawingml/2006/wordprocessingDrawing" xmlns:w10="urn:schemas-microsoft-com:office:word" xmlns:w="http://schemas.openxmlformats.org/wordprocessingml/2006/main" xmlns:w14="http://schemas.microsoft.com/office/word/2010/wordml" xmlns:w15="http://schemas.microsoft.com/office/word/2012/wordml" xmlns:w16cex="http://schemas.microsoft.com/office/word/2018/wordml/cex" xmlns:w16cid="http://schemas.microsoft.com/office/word/2016/wordml/cid" xmlns:w16="http://schemas.microsoft.com/office/word/2018/wordml" xmlns:w16du="http://schemas.microsoft.com/office/word/2023/wordml/word16du" xmlns:w16sdtdh="http://schemas.microsoft.com/office/word/2020/wordml/sdtdatahash" xmlns:w16sdtfl="http://schemas.microsoft.com/office/word/2024/wordml/sdtformatlock" xmlns:w16se="http://schemas.microsoft.com/office/word/2015/wordml/symex" xmlns:wpg="http://schemas.microsoft.com/office/word/2010/wordprocessingGroup" xmlns:wpi="http://schemas.microsoft.com/office/word/2010/wordprocessingInk" xmlns:wne="http://schemas.microsoft.com/office/word/2006/wordml" xmlns:wps="http://schemas.microsoft.com/office/word/2010/wordprocessingShape" mc:Ignorable="w14 w15 w16se w16cid w16 w16cex w16sdtdh w16sdtfl w16du wp14">
+  <w:sdt>
+    <w:sdtPr>
+      <w:id w:val="-1411075283"/>
+      <w:docPartObj>
+        <w:docPartGallery w:val="Page Numbers (Bottom of Page)"/>
+        <w:docPartUnique/>
+      </w:docPartObj>
+    </w:sdtPr>
+    <w:sdtContent>
+      <w:p>
+        <w:pPr>
+          <w:pStyle w:val="Sidfot"/>
+          <w:jc w:val="center"/>
+        </w:pPr>
+        <w:r>
+          <w:fldChar w:fldCharType="begin"/>
+        </w:r>
+        <w:r>
+          <w:instrText>PAGE   \* MERGEFORMAT</w:instrText>
+        </w:r>
+        <w:r>
+          <w:fldChar w:fldCharType="separate"/>
+        </w:r>
+        <w:r>
+          <w:rPr>
+            <w:lang w:val="sv-SE"/>
+          </w:rPr>
+          <w:t>2</w:t>
+        </w:r>
+        <w:r>
+          <w:fldChar w:fldCharType="end"/>
+        </w:r>
+      </w:p>
+    </w:sdtContent>
+  </w:sdt>
+  <w:p>
+    <w:pPr>
+      <w:pStyle w:val="Sidfot"/>
+    </w:pPr>
+  </w:p>
+</w:ftr>
 </file>
 
-<file path=word/commentsExtensible.xml><?xml version="1.0" encoding="utf-8"?>
-<w16cex:commentsExtensible xmlns:wpc="http://schemas.microsoft.com/office/word/2010/wordprocessingCanvas" xmlns:cx="http://schemas.microsoft.com/office/drawing/2014/chartex" xmlns:cx1="http://schemas.microsoft.com/office/drawing/2015/9/8/chartex" xmlns:cx2="http://schemas.microsoft.com/office/drawing/2015/10/21/chartex" xmlns:cx3="http://schemas.microsoft.com/office/drawing/2016/5/9/chartex" xmlns:cx4="http://schemas.microsoft.com/office/drawing/2016/5/10/chartex" xmlns:cx5="http://schemas.microsoft.com/office/drawing/2016/5/11/chartex" xmlns:cx6="http://schemas.microsoft.com/office/drawing/2016/5/12/chartex" xmlns:cx7="http://schemas.microsoft.com/office/drawing/2016/5/13/chartex" xmlns:cx8="http://schemas.microsoft.com/office/drawing/2016/5/14/chartex" xmlns:cr="http://schemas.microsoft.com/office/comments/2020/reactions" xmlns:mc="http://schemas.openxmlformats.org/markup-compatibility/2006" xmlns:aink="http://schemas.microsoft.com/office/drawing/2016/ink" xmlns:am3d="http://schemas.microsoft.com/office/drawing/2017/model3d" xmlns:o="urn:schemas-microsoft-com:office:office" xmlns:oel="http://schemas.microsoft.com/office/2019/extlst" xmlns:r="http://schemas.openxmlformats.org/officeDocument/2006/relationships" xmlns:m="http://schemas.openxmlformats.org/officeDocument/2006/math" xmlns:v="urn:schemas-microsoft-com:vml" xmlns:wp14="http://schemas.microsoft.com/office/word/2010/wordprocessingDrawing" xmlns:wp="http://schemas.openxmlformats.org/drawingml/2006/wordprocessingDrawing" xmlns:w10="urn:schemas-microsoft-com:office:word" xmlns:w="http://schemas.openxmlformats.org/wordprocessingml/2006/main" xmlns:w14="http://schemas.microsoft.com/office/word/2010/wordml" xmlns:w15="http://schemas.microsoft.com/office/word/2012/wordml" xmlns:w16cex="http://schemas.microsoft.com/office/word/2018/wordml/cex" xmlns:w16cid="http://schemas.microsoft.com/office/word/2016/wordml/cid" xmlns:w16="http://schemas.microsoft.com/office/word/2018/wordml" xmlns:w16du="http://schemas.microsoft.com/office/word/2023/wordml/word16du" xmlns:w16sdtdh="http://schemas.microsoft.com/office/word/2020/wordml/sdtdatahash" xmlns:w16sdtfl="http://schemas.microsoft.com/office/word/2024/wordml/sdtformatlock" xmlns:w16se="http://schemas.microsoft.com/office/word/2015/wordml/symex" xmlns:wpg="http://schemas.microsoft.com/office/word/2010/wordprocessingGroup" xmlns:wpi="http://schemas.microsoft.com/office/word/2010/wordprocessingInk" xmlns:wne="http://schemas.microsoft.com/office/word/2006/wordml" xmlns:wps="http://schemas.microsoft.com/office/word/2010/wordprocessingShape" mc:Ignorable="w14 w15 w16se w16cid w16 w16cex w16sdtdh w16sdtfl cr w16du wp14">
-  <w16cex:commentExtensible w16cex:durableId="6700788D" w16cex:dateUtc="2025-11-14T08:46:00Z"/>
-  <w16cex:commentExtensible w16cex:durableId="3BFA59EA" w16cex:dateUtc="2025-11-14T08:46:00Z"/>
-  <w16cex:commentExtensible w16cex:durableId="5E9FDCDD" w16cex:dateUtc="2025-11-14T08:50:00Z"/>
-</w16cex:commentsExtensible>
-</file>
-
-<file path=word/commentsIds.xml><?xml version="1.0" encoding="utf-8"?>
-<w16cid:commentsIds xmlns:wpc="http://schemas.microsoft.com/office/word/2010/wordprocessingCanvas" xmlns:cx="http://schemas.microsoft.com/office/drawing/2014/chartex" xmlns:cx1="http://schemas.microsoft.com/office/drawing/2015/9/8/chartex" xmlns:cx2="http://schemas.microsoft.com/office/drawing/2015/10/21/chartex" xmlns:cx3="http://schemas.microsoft.com/office/drawing/2016/5/9/chartex" xmlns:cx4="http://schemas.microsoft.com/office/drawing/2016/5/10/chartex" xmlns:cx5="http://schemas.microsoft.com/office/drawing/2016/5/11/chartex" xmlns:cx6="http://schemas.microsoft.com/office/drawing/2016/5/12/chartex" xmlns:cx7="http://schemas.microsoft.com/office/drawing/2016/5/13/chartex" xmlns:cx8="http://schemas.microsoft.com/office/drawing/2016/5/14/chartex" xmlns:mc="http://schemas.openxmlformats.org/markup-compatibility/2006" xmlns:aink="http://schemas.microsoft.com/office/drawing/2016/ink" xmlns:am3d="http://schemas.microsoft.com/office/drawing/2017/model3d" xmlns:o="urn:schemas-microsoft-com:office:office" xmlns:oel="http://schemas.microsoft.com/office/2019/extlst" xmlns:r="http://schemas.openxmlformats.org/officeDocument/2006/relationships" xmlns:m="http://schemas.openxmlformats.org/officeDocument/2006/math" xmlns:v="urn:schemas-microsoft-com:vml" xmlns:wp14="http://schemas.microsoft.com/office/word/2010/wordprocessingDrawing" xmlns:wp="http://schemas.openxmlformats.org/drawingml/2006/wordprocessingDrawing" xmlns:w10="urn:schemas-microsoft-com:office:word" xmlns:w="http://schemas.openxmlformats.org/wordprocessingml/2006/main" xmlns:w14="http://schemas.microsoft.com/office/word/2010/wordml" xmlns:w15="http://schemas.microsoft.com/office/word/2012/wordml" xmlns:w16cex="http://schemas.microsoft.com/office/word/2018/wordml/cex" xmlns:w16cid="http://schemas.microsoft.com/office/word/2016/wordml/cid" xmlns:w16="http://schemas.microsoft.com/office/word/2018/wordml" xmlns:w16du="http://schemas.microsoft.com/office/word/2023/wordml/word16du" xmlns:w16sdtdh="http://schemas.microsoft.com/office/word/2020/wordml/sdtdatahash" xmlns:w16sdtfl="http://schemas.microsoft.com/office/word/2024/wordml/sdtformatlock" xmlns:w16se="http://schemas.microsoft.com/office/word/2015/wordml/symex" xmlns:wpg="http://schemas.microsoft.com/office/word/2010/wordprocessingGroup" xmlns:wpi="http://schemas.microsoft.com/office/word/2010/wordprocessingInk" xmlns:wne="http://schemas.microsoft.com/office/word/2006/wordml" xmlns:wps="http://schemas.microsoft.com/office/word/2010/wordprocessingShape" mc:Ignorable="w14 w15 w16se w16cid w16 w16cex w16sdtdh w16sdtfl w16du wp14">
-  <w16cid:commentId w16cid:paraId="59D58725" w16cid:durableId="6700788D"/>
-  <w16cid:commentId w16cid:paraId="5160EA46" w16cid:durableId="3BFA59EA"/>
-  <w16cid:commentId w16cid:paraId="681377CF" w16cid:durableId="5E9FDCDD"/>
-</w16cid:commentsIds>
-</file>
-
-<file path=word/people.xml><?xml version="1.0" encoding="utf-8"?>
-<w15:people xmlns:wpc="http://schemas.microsoft.com/office/word/2010/wordprocessingCanvas" xmlns:cx="http://schemas.microsoft.com/office/drawing/2014/chartex" xmlns:cx1="http://schemas.microsoft.com/office/drawing/2015/9/8/chartex" xmlns:cx2="http://schemas.microsoft.com/office/drawing/2015/10/21/chartex" xmlns:cx3="http://schemas.microsoft.com/office/drawing/2016/5/9/chartex" xmlns:cx4="http://schemas.microsoft.com/office/drawing/2016/5/10/chartex" xmlns:cx5="http://schemas.microsoft.com/office/drawing/2016/5/11/chartex" xmlns:cx6="http://schemas.microsoft.com/office/drawing/2016/5/12/chartex" xmlns:cx7="http://schemas.microsoft.com/office/drawing/2016/5/13/chartex" xmlns:cx8="http://schemas.microsoft.com/office/drawing/2016/5/14/chartex" xmlns:mc="http://schemas.openxmlformats.org/markup-compatibility/2006" xmlns:aink="http://schemas.microsoft.com/office/drawing/2016/ink" xmlns:am3d="http://schemas.microsoft.com/office/drawing/2017/model3d" xmlns:o="urn:schemas-microsoft-com:office:office" xmlns:oel="http://schemas.microsoft.com/office/2019/extlst" xmlns:r="http://schemas.openxmlformats.org/officeDocument/2006/relationships" xmlns:m="http://schemas.openxmlformats.org/officeDocument/2006/math" xmlns:v="urn:schemas-microsoft-com:vml" xmlns:wp14="http://schemas.microsoft.com/office/word/2010/wordprocessingDrawing" xmlns:wp="http://schemas.openxmlformats.org/drawingml/2006/wordprocessingDrawing" xmlns:w10="urn:schemas-microsoft-com:office:word" xmlns:w="http://schemas.openxmlformats.org/wordprocessingml/2006/main" xmlns:w14="http://schemas.microsoft.com/office/word/2010/wordml" xmlns:w15="http://schemas.microsoft.com/office/word/2012/wordml" xmlns:w16cex="http://schemas.microsoft.com/office/word/2018/wordml/cex" xmlns:w16cid="http://schemas.microsoft.com/office/word/2016/wordml/cid" xmlns:w16="http://schemas.microsoft.com/office/word/2018/wordml" xmlns:w16du="http://schemas.microsoft.com/office/word/2023/wordml/word16du" xmlns:w16sdtdh="http://schemas.microsoft.com/office/word/2020/wordml/sdtdatahash" xmlns:w16sdtfl="http://schemas.microsoft.com/office/word/2024/wordml/sdtformatlock" xmlns:w16se="http://schemas.microsoft.com/office/word/2015/wordml/symex" xmlns:wpg="http://schemas.microsoft.com/office/word/2010/wordprocessingGroup" xmlns:wpi="http://schemas.microsoft.com/office/word/2010/wordprocessingInk" xmlns:wne="http://schemas.microsoft.com/office/word/2006/wordml" xmlns:wps="http://schemas.microsoft.com/office/word/2010/wordprocessingShape" mc:Ignorable="w14 w15 w16se w16cid w16 w16cex w16sdtdh w16sdtfl w16du wp14">
-  <w15:person w15:author="Markus Albrektsson">
-    <w15:presenceInfo w15:providerId="Windows Live" w15:userId="97cd8fb796645209"/>
-  </w15:person>
-</w15:people>
+<file path=word/footnotes.xml><?xml version="1.0" encoding="utf-8"?>
+<w:footnotes xmlns:wpc="http://schemas.microsoft.com/office/word/2010/wordprocessingCanvas" xmlns:cx="http://schemas.microsoft.com/office/drawing/2014/chartex" xmlns:cx1="http://schemas.microsoft.com/office/drawing/2015/9/8/chartex" xmlns:cx2="http://schemas.microsoft.com/office/drawing/2015/10/21/chartex" xmlns:cx3="http://schemas.microsoft.com/office/drawing/2016/5/9/chartex" xmlns:cx4="http://schemas.microsoft.com/office/drawing/2016/5/10/chartex" xmlns:cx5="http://schemas.microsoft.com/office/drawing/2016/5/11/chartex" xmlns:cx6="http://schemas.microsoft.com/office/drawing/2016/5/12/chartex" xmlns:cx7="http://schemas.microsoft.com/office/drawing/2016/5/13/chartex" xmlns:cx8="http://schemas.microsoft.com/office/drawing/2016/5/14/chartex" xmlns:mc="http://schemas.openxmlformats.org/markup-compatibility/2006" xmlns:aink="http://schemas.microsoft.com/office/drawing/2016/ink" xmlns:am3d="http://schemas.microsoft.com/office/drawing/2017/model3d" xmlns:o="urn:schemas-microsoft-com:office:office" xmlns:oel="http://schemas.microsoft.com/office/2019/extlst" xmlns:r="http://schemas.openxmlformats.org/officeDocument/2006/relationships" xmlns:m="http://schemas.openxmlformats.org/officeDocument/2006/math" xmlns:v="urn:schemas-microsoft-com:vml" xmlns:wp14="http://schemas.microsoft.com/office/word/2010/wordprocessingDrawing" xmlns:wp="http://schemas.openxmlformats.org/drawingml/2006/wordprocessingDrawing" xmlns:w10="urn:schemas-microsoft-com:office:word" xmlns:w="http://schemas.openxmlformats.org/wordprocessingml/2006/main" xmlns:w14="http://schemas.microsoft.com/office/word/2010/wordml" xmlns:w15="http://schemas.microsoft.com/office/word/2012/wordml" xmlns:w16cex="http://schemas.microsoft.com/office/word/2018/wordml/cex" xmlns:w16cid="http://schemas.microsoft.com/office/word/2016/wordml/cid" xmlns:w16="http://schemas.microsoft.com/office/word/2018/wordml" xmlns:w16du="http://schemas.microsoft.com/office/word/2023/wordml/word16du" xmlns:w16sdtdh="http://schemas.microsoft.com/office/word/2020/wordml/sdtdatahash" xmlns:w16sdtfl="http://schemas.microsoft.com/office/word/2024/wordml/sdtformatlock" xmlns:w16se="http://schemas.microsoft.com/office/word/2015/wordml/symex" xmlns:wpg="http://schemas.microsoft.com/office/word/2010/wordprocessingGroup" xmlns:wpi="http://schemas.microsoft.com/office/word/2010/wordprocessingInk" xmlns:wne="http://schemas.microsoft.com/office/word/2006/wordml" xmlns:wps="http://schemas.microsoft.com/office/word/2010/wordprocessingShape" mc:Ignorable="w14 w15 w16se w16cid w16 w16cex w16sdtdh w16sdtfl w16du wp14">
+  <w:footnote w:type="separator" w:id="-1">
+    <w:p>
+      <w:pPr>
+        <w:spacing w:after="0" w:line="240" w:lineRule="auto"/>
+      </w:pPr>
+      <w:r>
+        <w:separator/>
+      </w:r>
+    </w:p>
+  </w:footnote>
+  <w:footnote w:type="continuationSeparator" w:id="0">
+    <w:p>
+      <w:pPr>
+        <w:spacing w:after="0" w:line="240" w:lineRule="auto"/>
+      </w:pPr>
+      <w:r>
+        <w:continuationSeparator/>
+      </w:r>
+    </w:p>
+  </w:footnote>
+</w:footnotes>
 </file>
 
 <file path=word/styles.xml><?xml version="1.0" encoding="utf-8"?>
@@ -4369,6 +2996,7 @@
   <w:style w:type="character" w:default="1" w:styleId="Standardstycketeckensnitt">
     <w:name w:val="Default Paragraph Font"/>
     <w:uiPriority w:val="1"/>
+    <w:semiHidden/>
     <w:unhideWhenUsed/>
   </w:style>
   <w:style w:type="table" w:default="1" w:styleId="Normaltabell">
@@ -4875,6 +3503,56 @@
       <w:bCs/>
       <w:sz w:val="20"/>
       <w:szCs w:val="20"/>
+    </w:rPr>
+  </w:style>
+  <w:style w:type="paragraph" w:styleId="Sidhuvud">
+    <w:name w:val="header"/>
+    <w:basedOn w:val="Normal"/>
+    <w:link w:val="SidhuvudChar"/>
+    <w:uiPriority w:val="99"/>
+    <w:unhideWhenUsed/>
+    <w:rsid w:val="00745601"/>
+    <w:pPr>
+      <w:tabs>
+        <w:tab w:val="center" w:pos="4536"/>
+        <w:tab w:val="right" w:pos="9072"/>
+      </w:tabs>
+      <w:spacing w:after="0" w:line="240" w:lineRule="auto"/>
+    </w:pPr>
+  </w:style>
+  <w:style w:type="character" w:customStyle="1" w:styleId="SidhuvudChar">
+    <w:name w:val="Sidhuvud Char"/>
+    <w:basedOn w:val="Standardstycketeckensnitt"/>
+    <w:link w:val="Sidhuvud"/>
+    <w:uiPriority w:val="99"/>
+    <w:rsid w:val="00745601"/>
+    <w:rPr>
+      <w:sz w:val="24"/>
+    </w:rPr>
+  </w:style>
+  <w:style w:type="paragraph" w:styleId="Sidfot">
+    <w:name w:val="footer"/>
+    <w:basedOn w:val="Normal"/>
+    <w:link w:val="SidfotChar"/>
+    <w:uiPriority w:val="99"/>
+    <w:unhideWhenUsed/>
+    <w:rsid w:val="00745601"/>
+    <w:pPr>
+      <w:tabs>
+        <w:tab w:val="center" w:pos="4536"/>
+        <w:tab w:val="right" w:pos="9072"/>
+      </w:tabs>
+      <w:spacing w:after="0" w:line="240" w:lineRule="auto"/>
+    </w:pPr>
+  </w:style>
+  <w:style w:type="character" w:customStyle="1" w:styleId="SidfotChar">
+    <w:name w:val="Sidfot Char"/>
+    <w:basedOn w:val="Standardstycketeckensnitt"/>
+    <w:link w:val="Sidfot"/>
+    <w:uiPriority w:val="99"/>
+    <w:rsid w:val="00745601"/>
+    <w:rPr>
+      <w:sz w:val="24"/>
     </w:rPr>
   </w:style>
 </w:styles>
